--- a/MCU_Basics/UART/UART.docx
+++ b/MCU_Basics/UART/UART.docx
@@ -28,7 +28,17 @@
     </w:p>
     <w:p>
       <w:pPr>
-        <w:spacing w:line="360" w:lineRule="auto"/>
+        <w:spacing w:line="480" w:lineRule="auto"/>
+        <w:rPr>
+          <w:rFonts w:ascii="Calibri" w:hAnsi="Calibri" w:cs="Calibri"/>
+          <w:b/>
+          <w:bCs/>
+          <w:sz w:val="36"/>
+          <w:szCs w:val="36"/>
+          <w:u w:val="single"/>
+        </w:rPr>
+      </w:pPr>
+      <w:r>
         <w:rPr>
           <w:rFonts w:ascii="Calibri" w:hAnsi="Calibri" w:cs="Calibri"/>
           <w:b/>
@@ -37,8 +47,63 @@
           <w:szCs w:val="28"/>
           <w:u w:val="single"/>
         </w:rPr>
-      </w:pPr>
-      <w:r>
+        <w:t>What is UART?:</w:t>
+      </w:r>
+    </w:p>
+    <w:p>
+      <w:pPr>
+        <w:spacing w:line="360" w:lineRule="auto"/>
+        <w:ind w:firstLine="720"/>
+        <w:rPr>
+          <w:rFonts w:ascii="Calibri" w:hAnsi="Calibri" w:cs="Calibri"/>
+          <w:sz w:val="22"/>
+          <w:szCs w:val="22"/>
+        </w:rPr>
+      </w:pPr>
+      <w:r>
+        <w:rPr>
+          <w:rFonts w:ascii="Calibri" w:hAnsi="Calibri" w:cs="Calibri"/>
+          <w:sz w:val="22"/>
+          <w:szCs w:val="22"/>
+        </w:rPr>
+        <w:t xml:space="preserve">Universal Asynchronous Receiver/Transmitter or UART is an </w:t>
+      </w:r>
+      <w:r>
+        <w:rPr>
+          <w:rFonts w:ascii="Calibri" w:hAnsi="Calibri" w:cs="Calibri"/>
+          <w:sz w:val="22"/>
+          <w:szCs w:val="22"/>
+        </w:rPr>
+        <w:t>asynchronous (</w:t>
+      </w:r>
+      <w:r>
+        <w:rPr>
+          <w:rFonts w:ascii="Calibri" w:hAnsi="Calibri" w:cs="Calibri"/>
+          <w:sz w:val="22"/>
+          <w:szCs w:val="22"/>
+        </w:rPr>
+        <w:t>no clock</w:t>
+      </w:r>
+      <w:r>
+        <w:rPr>
+          <w:rFonts w:ascii="Calibri" w:hAnsi="Calibri" w:cs="Calibri"/>
+          <w:sz w:val="22"/>
+          <w:szCs w:val="22"/>
+        </w:rPr>
+        <w:t>)</w:t>
+      </w:r>
+      <w:r>
+        <w:rPr>
+          <w:rFonts w:ascii="Calibri" w:hAnsi="Calibri" w:cs="Calibri"/>
+          <w:sz w:val="22"/>
+          <w:szCs w:val="22"/>
+        </w:rPr>
+        <w:t xml:space="preserve"> serial communication (data bits are transferred on by one sequentially) protocol that allows two devices to receive and transmit data between each other.</w:t>
+      </w:r>
+    </w:p>
+    <w:p>
+      <w:pPr>
+        <w:spacing w:line="360" w:lineRule="auto"/>
         <w:rPr>
           <w:rFonts w:ascii="Calibri" w:hAnsi="Calibri" w:cs="Calibri"/>
           <w:b/>
@@ -47,9 +112,7 @@
           <w:szCs w:val="28"/>
           <w:u w:val="single"/>
         </w:rPr>
-        <w:t xml:space="preserve">What is </w:t>
-      </w:r>
-      <w:proofErr w:type="gramStart"/>
+      </w:pPr>
       <w:r>
         <w:rPr>
           <w:rFonts w:ascii="Calibri" w:hAnsi="Calibri" w:cs="Calibri"/>
@@ -59,64 +122,9 @@
           <w:szCs w:val="28"/>
           <w:u w:val="single"/>
         </w:rPr>
-        <w:t>UART?:</w:t>
-      </w:r>
-      <w:proofErr w:type="gramEnd"/>
-    </w:p>
-    <w:p>
-      <w:pPr>
-        <w:spacing w:line="360" w:lineRule="auto"/>
-        <w:ind w:firstLine="720"/>
-        <w:rPr>
-          <w:rFonts w:ascii="Calibri" w:hAnsi="Calibri" w:cs="Calibri"/>
-          <w:sz w:val="22"/>
-          <w:szCs w:val="22"/>
-        </w:rPr>
-      </w:pPr>
-      <w:r>
-        <w:rPr>
-          <w:rFonts w:ascii="Calibri" w:hAnsi="Calibri" w:cs="Calibri"/>
-          <w:sz w:val="22"/>
-          <w:szCs w:val="22"/>
-        </w:rPr>
-        <w:t xml:space="preserve">Universal Asynchronous Receiver/Transmitter or UART is an </w:t>
-      </w:r>
-      <w:r>
-        <w:rPr>
-          <w:rFonts w:ascii="Calibri" w:hAnsi="Calibri" w:cs="Calibri"/>
-          <w:sz w:val="22"/>
-          <w:szCs w:val="22"/>
-        </w:rPr>
-        <w:t>asynchronous (</w:t>
-      </w:r>
-      <w:r>
-        <w:rPr>
-          <w:rFonts w:ascii="Calibri" w:hAnsi="Calibri" w:cs="Calibri"/>
-          <w:sz w:val="22"/>
-          <w:szCs w:val="22"/>
-        </w:rPr>
-        <w:t>no clock</w:t>
-      </w:r>
-      <w:r>
-        <w:rPr>
-          <w:rFonts w:ascii="Calibri" w:hAnsi="Calibri" w:cs="Calibri"/>
-          <w:sz w:val="22"/>
-          <w:szCs w:val="22"/>
-        </w:rPr>
-        <w:t>)</w:t>
-      </w:r>
-      <w:r>
-        <w:rPr>
-          <w:rFonts w:ascii="Calibri" w:hAnsi="Calibri" w:cs="Calibri"/>
-          <w:sz w:val="22"/>
-          <w:szCs w:val="22"/>
-        </w:rPr>
-        <w:t xml:space="preserve"> serial communication (data bits are transferred on by one sequentially) protocol that allows two devices to receive and transmit data between each other.</w:t>
-      </w:r>
-    </w:p>
-    <w:p>
-      <w:pPr>
-        <w:spacing w:line="360" w:lineRule="auto"/>
+        <w:t>W</w:t>
+      </w:r>
+      <w:r>
         <w:rPr>
           <w:rFonts w:ascii="Calibri" w:hAnsi="Calibri" w:cs="Calibri"/>
           <w:b/>
@@ -125,7 +133,8 @@
           <w:szCs w:val="28"/>
           <w:u w:val="single"/>
         </w:rPr>
-      </w:pPr>
+        <w:t>ires Involved</w:t>
+      </w:r>
       <w:r>
         <w:rPr>
           <w:rFonts w:ascii="Calibri" w:hAnsi="Calibri" w:cs="Calibri"/>
@@ -135,9 +144,56 @@
           <w:szCs w:val="28"/>
           <w:u w:val="single"/>
         </w:rPr>
-        <w:t>W</w:t>
-      </w:r>
-      <w:r>
+        <w:t>:</w:t>
+      </w:r>
+    </w:p>
+    <w:p>
+      <w:pPr>
+        <w:spacing w:line="360" w:lineRule="auto"/>
+        <w:rPr>
+          <w:rFonts w:ascii="Calibri" w:hAnsi="Calibri" w:cs="Calibri"/>
+          <w:sz w:val="22"/>
+          <w:szCs w:val="22"/>
+        </w:rPr>
+      </w:pPr>
+      <w:r>
+        <w:rPr>
+          <w:rFonts w:ascii="Calibri" w:hAnsi="Calibri" w:cs="Calibri"/>
+          <w:sz w:val="22"/>
+          <w:szCs w:val="22"/>
+        </w:rPr>
+        <w:t>Full Duplex UART requires three wires – TX</w:t>
+      </w:r>
+      <w:r>
+        <w:rPr>
+          <w:rFonts w:ascii="Calibri" w:hAnsi="Calibri" w:cs="Calibri"/>
+          <w:sz w:val="22"/>
+          <w:szCs w:val="22"/>
+        </w:rPr>
+        <w:t xml:space="preserve">, RX, and GND. </w:t>
+      </w:r>
+    </w:p>
+    <w:p>
+      <w:pPr>
+        <w:spacing w:line="360" w:lineRule="auto"/>
+        <w:rPr>
+          <w:rFonts w:ascii="Calibri" w:hAnsi="Calibri" w:cs="Calibri"/>
+          <w:sz w:val="22"/>
+          <w:szCs w:val="22"/>
+        </w:rPr>
+      </w:pPr>
+      <w:r>
+        <w:rPr>
+          <w:rFonts w:ascii="Calibri" w:hAnsi="Calibri" w:cs="Calibri"/>
+          <w:sz w:val="22"/>
+          <w:szCs w:val="22"/>
+        </w:rPr>
+        <w:t>Single Wire or Half Duplex UART requires only a singular wire and GND.</w:t>
+      </w:r>
+    </w:p>
+    <w:p>
+      <w:pPr>
+        <w:spacing w:line="360" w:lineRule="auto"/>
         <w:rPr>
           <w:rFonts w:ascii="Calibri" w:hAnsi="Calibri" w:cs="Calibri"/>
           <w:b/>
@@ -146,8 +202,7 @@
           <w:szCs w:val="28"/>
           <w:u w:val="single"/>
         </w:rPr>
-        <w:t>ires Involved</w:t>
-      </w:r>
+      </w:pPr>
       <w:r>
         <w:rPr>
           <w:rFonts w:ascii="Calibri" w:hAnsi="Calibri" w:cs="Calibri"/>
@@ -157,56 +212,9 @@
           <w:szCs w:val="28"/>
           <w:u w:val="single"/>
         </w:rPr>
-        <w:t>:</w:t>
-      </w:r>
-    </w:p>
-    <w:p>
-      <w:pPr>
-        <w:spacing w:line="360" w:lineRule="auto"/>
-        <w:rPr>
-          <w:rFonts w:ascii="Calibri" w:hAnsi="Calibri" w:cs="Calibri"/>
-          <w:sz w:val="22"/>
-          <w:szCs w:val="22"/>
-        </w:rPr>
-      </w:pPr>
-      <w:r>
-        <w:rPr>
-          <w:rFonts w:ascii="Calibri" w:hAnsi="Calibri" w:cs="Calibri"/>
-          <w:sz w:val="22"/>
-          <w:szCs w:val="22"/>
-        </w:rPr>
-        <w:t>Full Duplex UART requires three wires – TX</w:t>
-      </w:r>
-      <w:r>
-        <w:rPr>
-          <w:rFonts w:ascii="Calibri" w:hAnsi="Calibri" w:cs="Calibri"/>
-          <w:sz w:val="22"/>
-          <w:szCs w:val="22"/>
-        </w:rPr>
-        <w:t xml:space="preserve">, RX, and GND. </w:t>
-      </w:r>
-    </w:p>
-    <w:p>
-      <w:pPr>
-        <w:spacing w:line="360" w:lineRule="auto"/>
-        <w:rPr>
-          <w:rFonts w:ascii="Calibri" w:hAnsi="Calibri" w:cs="Calibri"/>
-          <w:sz w:val="22"/>
-          <w:szCs w:val="22"/>
-        </w:rPr>
-      </w:pPr>
-      <w:r>
-        <w:rPr>
-          <w:rFonts w:ascii="Calibri" w:hAnsi="Calibri" w:cs="Calibri"/>
-          <w:sz w:val="22"/>
-          <w:szCs w:val="22"/>
-        </w:rPr>
-        <w:t>Single Wire or Half Duplex UART requires only a singular wire and GND.</w:t>
-      </w:r>
-    </w:p>
-    <w:p>
-      <w:pPr>
-        <w:spacing w:line="360" w:lineRule="auto"/>
+        <w:t>Baud Rate</w:t>
+      </w:r>
+      <w:r>
         <w:rPr>
           <w:rFonts w:ascii="Calibri" w:hAnsi="Calibri" w:cs="Calibri"/>
           <w:b/>
@@ -215,8 +223,378 @@
           <w:szCs w:val="28"/>
           <w:u w:val="single"/>
         </w:rPr>
-      </w:pPr>
-      <w:r>
+        <w:t>:</w:t>
+      </w:r>
+    </w:p>
+    <w:p>
+      <w:pPr>
+        <w:spacing w:line="360" w:lineRule="auto"/>
+        <w:rPr>
+          <w:rFonts w:ascii="Calibri" w:hAnsi="Calibri" w:cs="Calibri"/>
+          <w:sz w:val="22"/>
+          <w:szCs w:val="22"/>
+        </w:rPr>
+      </w:pPr>
+      <w:r>
+        <w:rPr>
+          <w:rFonts w:ascii="Calibri" w:hAnsi="Calibri" w:cs="Calibri"/>
+          <w:sz w:val="22"/>
+          <w:szCs w:val="22"/>
+        </w:rPr>
+        <w:t>Baud is the number of symbols or signal changes transferred per second. With UART, 1 baud or one signal change represents a single bit, so baud rate and bit rate are the same.</w:t>
+      </w:r>
+      <w:r>
+        <w:rPr>
+          <w:rFonts w:ascii="Calibri" w:hAnsi="Calibri" w:cs="Calibri"/>
+          <w:sz w:val="22"/>
+          <w:szCs w:val="22"/>
+        </w:rPr>
+        <w:t xml:space="preserve"> That’s why baud rate for UART is expressed in bits per second. </w:t>
+      </w:r>
+      <w:r>
+        <w:rPr>
+          <w:rFonts w:ascii="Calibri" w:hAnsi="Calibri" w:cs="Calibri"/>
+          <w:sz w:val="22"/>
+          <w:szCs w:val="22"/>
+        </w:rPr>
+        <w:t xml:space="preserve"> In more complex systems such as QAM, one baud represents multiple bits.</w:t>
+      </w:r>
+    </w:p>
+    <w:p>
+      <w:pPr>
+        <w:spacing w:line="360" w:lineRule="auto"/>
+        <w:rPr>
+          <w:rFonts w:ascii="Calibri" w:hAnsi="Calibri" w:cs="Calibri"/>
+          <w:sz w:val="22"/>
+          <w:szCs w:val="22"/>
+        </w:rPr>
+      </w:pPr>
+      <w:r>
+        <w:rPr>
+          <w:rFonts w:ascii="Calibri" w:hAnsi="Calibri" w:cs="Calibri"/>
+          <w:sz w:val="22"/>
+          <w:szCs w:val="22"/>
+        </w:rPr>
+        <w:t>Since the sender and receiver don’t share a common clock signal, both ends must agree on a baud rate.</w:t>
+      </w:r>
+    </w:p>
+    <w:p>
+      <w:pPr>
+        <w:spacing w:line="360" w:lineRule="auto"/>
+        <w:rPr>
+          <w:rFonts w:ascii="Calibri" w:hAnsi="Calibri" w:cs="Calibri"/>
+          <w:sz w:val="22"/>
+          <w:szCs w:val="22"/>
+        </w:rPr>
+      </w:pPr>
+      <w:r>
+        <w:rPr>
+          <w:rFonts w:ascii="Calibri" w:hAnsi="Calibri" w:cs="Calibri"/>
+          <w:sz w:val="22"/>
+          <w:szCs w:val="22"/>
+        </w:rPr>
+        <w:t>To calculate the time of one bit, do the inverse of the baud rate. So for 115200, one bit takes 1/115200 or 8.68 us.</w:t>
+      </w:r>
+    </w:p>
+    <w:p>
+      <w:pPr>
+        <w:pStyle w:val="ListParagraph"/>
+        <w:numPr>
+          <w:ilvl w:val="0"/>
+          <w:numId w:val="2"/>
+        </w:numPr>
+        <w:spacing w:line="360" w:lineRule="auto"/>
+        <w:rPr>
+          <w:rFonts w:ascii="Calibri" w:hAnsi="Calibri" w:cs="Calibri"/>
+          <w:sz w:val="22"/>
+          <w:szCs w:val="22"/>
+          <w:u w:val="single"/>
+        </w:rPr>
+      </w:pPr>
+      <w:r>
+        <w:rPr>
+          <w:rFonts w:ascii="Calibri" w:hAnsi="Calibri" w:cs="Calibri"/>
+          <w:sz w:val="22"/>
+          <w:szCs w:val="22"/>
+          <w:u w:val="single"/>
+        </w:rPr>
+        <w:t>Baud Rate Calculation</w:t>
+      </w:r>
+      <w:r>
+        <w:rPr>
+          <w:rFonts w:ascii="Calibri" w:hAnsi="Calibri" w:cs="Calibri"/>
+          <w:sz w:val="22"/>
+          <w:szCs w:val="22"/>
+          <w:u w:val="single"/>
+        </w:rPr>
+        <w:t>:</w:t>
+      </w:r>
+    </w:p>
+    <w:p>
+      <w:pPr>
+        <w:pStyle w:val="ListParagraph"/>
+        <w:numPr>
+          <w:ilvl w:val="1"/>
+          <w:numId w:val="2"/>
+        </w:numPr>
+        <w:spacing w:line="360" w:lineRule="auto"/>
+        <w:rPr>
+          <w:rFonts w:ascii="Calibri" w:hAnsi="Calibri" w:cs="Calibri"/>
+          <w:sz w:val="22"/>
+          <w:szCs w:val="22"/>
+        </w:rPr>
+      </w:pPr>
+      <w:r>
+        <w:rPr>
+          <w:rFonts w:ascii="Calibri" w:hAnsi="Calibri" w:cs="Calibri"/>
+          <w:b/>
+          <w:bCs/>
+          <w:sz w:val="22"/>
+          <w:szCs w:val="22"/>
+        </w:rPr>
+        <w:t>Baud</w:t>
+      </w:r>
+      <w:r>
+        <w:rPr>
+          <w:rFonts w:ascii="Calibri" w:hAnsi="Calibri" w:cs="Calibri"/>
+          <w:b/>
+          <w:bCs/>
+          <w:sz w:val="22"/>
+          <w:szCs w:val="22"/>
+        </w:rPr>
+        <w:t xml:space="preserve"> = </w:t>
+      </w:r>
+      <w:r>
+        <w:rPr>
+          <w:rFonts w:ascii="Calibri" w:hAnsi="Calibri" w:cs="Calibri"/>
+          <w:sz w:val="22"/>
+          <w:szCs w:val="22"/>
+        </w:rPr>
+        <w:t>Number of bytes</w:t>
+      </w:r>
+      <w:r>
+        <w:rPr>
+          <w:rFonts w:ascii="Calibri" w:hAnsi="Calibri" w:cs="Calibri"/>
+          <w:sz w:val="22"/>
+          <w:szCs w:val="22"/>
+        </w:rPr>
+        <w:t xml:space="preserve"> to send</w:t>
+      </w:r>
+      <w:r>
+        <w:rPr>
+          <w:rFonts w:ascii="Calibri" w:hAnsi="Calibri" w:cs="Calibri"/>
+          <w:sz w:val="22"/>
+          <w:szCs w:val="22"/>
+        </w:rPr>
+        <w:t xml:space="preserve"> </w:t>
+      </w:r>
+      <w:r>
+        <w:rPr>
+          <w:rFonts w:ascii="Calibri" w:hAnsi="Calibri" w:cs="Calibri"/>
+          <w:b/>
+          <w:bCs/>
+          <w:sz w:val="22"/>
+          <w:szCs w:val="22"/>
+        </w:rPr>
+        <w:t>*</w:t>
+      </w:r>
+      <w:r>
+        <w:rPr>
+          <w:rFonts w:ascii="Calibri" w:hAnsi="Calibri" w:cs="Calibri"/>
+          <w:sz w:val="22"/>
+          <w:szCs w:val="22"/>
+        </w:rPr>
+        <w:t xml:space="preserve"> total bits per frame </w:t>
+      </w:r>
+      <w:r>
+        <w:rPr>
+          <w:rFonts w:ascii="Calibri" w:hAnsi="Calibri" w:cs="Calibri"/>
+          <w:b/>
+          <w:bCs/>
+          <w:sz w:val="22"/>
+          <w:szCs w:val="22"/>
+        </w:rPr>
+        <w:t>*</w:t>
+      </w:r>
+      <w:r>
+        <w:rPr>
+          <w:rFonts w:ascii="Calibri" w:hAnsi="Calibri" w:cs="Calibri"/>
+          <w:sz w:val="22"/>
+          <w:szCs w:val="22"/>
+        </w:rPr>
+        <w:t xml:space="preserve"> output rate of message (Hz)</w:t>
+      </w:r>
+    </w:p>
+    <w:p>
+      <w:pPr>
+        <w:pStyle w:val="ListParagraph"/>
+        <w:numPr>
+          <w:ilvl w:val="1"/>
+          <w:numId w:val="2"/>
+        </w:numPr>
+        <w:spacing w:line="360" w:lineRule="auto"/>
+        <w:rPr>
+          <w:rFonts w:ascii="Calibri" w:hAnsi="Calibri" w:cs="Calibri"/>
+          <w:sz w:val="22"/>
+          <w:szCs w:val="22"/>
+        </w:rPr>
+      </w:pPr>
+      <w:r>
+        <w:rPr>
+          <w:rFonts w:ascii="Calibri" w:hAnsi="Calibri" w:cs="Calibri"/>
+          <w:sz w:val="22"/>
+          <w:szCs w:val="22"/>
+        </w:rPr>
+        <w:t>Total bits per frame = start bit + data bit + stop bit + parity bit (if used)</w:t>
+      </w:r>
+    </w:p>
+    <w:p>
+      <w:pPr>
+        <w:pStyle w:val="ListParagraph"/>
+        <w:numPr>
+          <w:ilvl w:val="1"/>
+          <w:numId w:val="2"/>
+        </w:numPr>
+        <w:spacing w:line="360" w:lineRule="auto"/>
+        <w:rPr>
+          <w:rFonts w:ascii="Calibri" w:hAnsi="Calibri" w:cs="Calibri"/>
+          <w:sz w:val="22"/>
+          <w:szCs w:val="22"/>
+        </w:rPr>
+      </w:pPr>
+      <w:r>
+        <w:rPr>
+          <w:rFonts w:ascii="Calibri" w:hAnsi="Calibri" w:cs="Calibri"/>
+          <w:sz w:val="22"/>
+          <w:szCs w:val="22"/>
+        </w:rPr>
+        <w:t xml:space="preserve">Output rate = The number of times a message is output per second. For example, outputting a specific message at 50 Hz means that we will output the same message 50 times per second, so every 0.02 seconds. </w:t>
+      </w:r>
+    </w:p>
+    <w:p>
+      <w:pPr>
+        <w:pStyle w:val="ListParagraph"/>
+        <w:numPr>
+          <w:ilvl w:val="1"/>
+          <w:numId w:val="2"/>
+        </w:numPr>
+        <w:spacing w:line="360" w:lineRule="auto"/>
+        <w:rPr>
+          <w:rFonts w:ascii="Calibri" w:hAnsi="Calibri" w:cs="Calibri"/>
+          <w:b/>
+          <w:bCs/>
+          <w:sz w:val="22"/>
+          <w:szCs w:val="22"/>
+        </w:rPr>
+      </w:pPr>
+      <w:r>
+        <w:rPr>
+          <w:rFonts w:ascii="Calibri" w:hAnsi="Calibri" w:cs="Calibri"/>
+          <w:b/>
+          <w:bCs/>
+          <w:sz w:val="22"/>
+          <w:szCs w:val="22"/>
+        </w:rPr>
+        <w:t>Example</w:t>
+      </w:r>
+      <w:r>
+        <w:rPr>
+          <w:rFonts w:ascii="Calibri" w:hAnsi="Calibri" w:cs="Calibri"/>
+          <w:b/>
+          <w:bCs/>
+          <w:sz w:val="22"/>
+          <w:szCs w:val="22"/>
+        </w:rPr>
+        <w:t xml:space="preserve"> = </w:t>
+      </w:r>
+      <w:r>
+        <w:rPr>
+          <w:rFonts w:ascii="Calibri" w:hAnsi="Calibri" w:cs="Calibri"/>
+          <w:sz w:val="22"/>
+          <w:szCs w:val="22"/>
+        </w:rPr>
+        <w:t xml:space="preserve"> We need to output a 41-byte message at a rate of 50 Hz. </w:t>
+      </w:r>
+      <w:r>
+        <w:rPr>
+          <w:rFonts w:ascii="Calibri" w:hAnsi="Calibri" w:cs="Calibri"/>
+          <w:sz w:val="22"/>
+          <w:szCs w:val="22"/>
+        </w:rPr>
+        <w:t>The UART configuration is 8N1 (8 data bits, no parity bits, 1 stop bit). If we want to output this message at the output rate of 50 Hz, then we’ll have:</w:t>
+      </w:r>
+    </w:p>
+    <w:p>
+      <w:pPr>
+        <w:pStyle w:val="ListParagraph"/>
+        <w:numPr>
+          <w:ilvl w:val="2"/>
+          <w:numId w:val="2"/>
+        </w:numPr>
+        <w:spacing w:line="360" w:lineRule="auto"/>
+        <w:rPr>
+          <w:rFonts w:ascii="Calibri" w:hAnsi="Calibri" w:cs="Calibri"/>
+          <w:b/>
+          <w:bCs/>
+          <w:sz w:val="22"/>
+          <w:szCs w:val="22"/>
+        </w:rPr>
+      </w:pPr>
+      <w:r>
+        <w:rPr>
+          <w:rFonts w:ascii="Calibri" w:hAnsi="Calibri" w:cs="Calibri"/>
+          <w:sz w:val="22"/>
+          <w:szCs w:val="22"/>
+        </w:rPr>
+        <w:t>41-bytes * 10 bits per frame * 50 Hz = 20500 bits per second or 20500 bauds.</w:t>
+      </w:r>
+    </w:p>
+    <w:p>
+      <w:pPr>
+        <w:pStyle w:val="ListParagraph"/>
+        <w:numPr>
+          <w:ilvl w:val="2"/>
+          <w:numId w:val="2"/>
+        </w:numPr>
+        <w:spacing w:line="360" w:lineRule="auto"/>
+        <w:rPr>
+          <w:rFonts w:ascii="Calibri" w:hAnsi="Calibri" w:cs="Calibri"/>
+          <w:b/>
+          <w:bCs/>
+          <w:sz w:val="22"/>
+          <w:szCs w:val="22"/>
+        </w:rPr>
+      </w:pPr>
+      <w:r>
+        <w:rPr>
+          <w:rFonts w:ascii="Calibri" w:hAnsi="Calibri" w:cs="Calibri"/>
+          <w:b/>
+          <w:bCs/>
+          <w:sz w:val="22"/>
+          <w:szCs w:val="22"/>
+        </w:rPr>
+        <w:lastRenderedPageBreak/>
+        <w:t>Result</w:t>
+      </w:r>
+      <w:r>
+        <w:rPr>
+          <w:rFonts w:ascii="Calibri" w:hAnsi="Calibri" w:cs="Calibri"/>
+          <w:sz w:val="22"/>
+          <w:szCs w:val="22"/>
+        </w:rPr>
+        <w:t xml:space="preserve"> = </w:t>
+      </w:r>
+      <w:r>
+        <w:rPr>
+          <w:rFonts w:ascii="Calibri" w:hAnsi="Calibri" w:cs="Calibri"/>
+          <w:sz w:val="22"/>
+          <w:szCs w:val="22"/>
+        </w:rPr>
+        <w:t xml:space="preserve"> transmit 20500 bits per second, the closest standard baud rate is 38400. </w:t>
+      </w:r>
+    </w:p>
+    <w:p>
+      <w:pPr>
         <w:rPr>
           <w:rFonts w:ascii="Calibri" w:hAnsi="Calibri" w:cs="Calibri"/>
           <w:b/>
@@ -225,8 +603,7 @@
           <w:szCs w:val="28"/>
           <w:u w:val="single"/>
         </w:rPr>
-        <w:t>Baud Rate</w:t>
-      </w:r>
+      </w:pPr>
       <w:r>
         <w:rPr>
           <w:rFonts w:ascii="Calibri" w:hAnsi="Calibri" w:cs="Calibri"/>
@@ -236,396 +613,6 @@
           <w:szCs w:val="28"/>
           <w:u w:val="single"/>
         </w:rPr>
-        <w:t>:</w:t>
-      </w:r>
-    </w:p>
-    <w:p>
-      <w:pPr>
-        <w:spacing w:line="360" w:lineRule="auto"/>
-        <w:rPr>
-          <w:rFonts w:ascii="Calibri" w:hAnsi="Calibri" w:cs="Calibri"/>
-          <w:sz w:val="22"/>
-          <w:szCs w:val="22"/>
-        </w:rPr>
-      </w:pPr>
-      <w:r>
-        <w:rPr>
-          <w:rFonts w:ascii="Calibri" w:hAnsi="Calibri" w:cs="Calibri"/>
-          <w:sz w:val="22"/>
-          <w:szCs w:val="22"/>
-        </w:rPr>
-        <w:t>Baud is the number of symbols or signal changes transferred per second. With UART, 1 baud or one signal change represents a single bit, so baud rate and bit rate are the same.</w:t>
-      </w:r>
-      <w:r>
-        <w:rPr>
-          <w:rFonts w:ascii="Calibri" w:hAnsi="Calibri" w:cs="Calibri"/>
-          <w:sz w:val="22"/>
-          <w:szCs w:val="22"/>
-        </w:rPr>
-        <w:t xml:space="preserve"> That’s why baud rate for UART is expressed in bits per second. </w:t>
-      </w:r>
-      <w:r>
-        <w:rPr>
-          <w:rFonts w:ascii="Calibri" w:hAnsi="Calibri" w:cs="Calibri"/>
-          <w:sz w:val="22"/>
-          <w:szCs w:val="22"/>
-        </w:rPr>
-        <w:t xml:space="preserve"> In more complex systems such as QAM, one </w:t>
-      </w:r>
-      <w:proofErr w:type="gramStart"/>
-      <w:r>
-        <w:rPr>
-          <w:rFonts w:ascii="Calibri" w:hAnsi="Calibri" w:cs="Calibri"/>
-          <w:sz w:val="22"/>
-          <w:szCs w:val="22"/>
-        </w:rPr>
-        <w:t>baud</w:t>
-      </w:r>
-      <w:proofErr w:type="gramEnd"/>
-      <w:r>
-        <w:rPr>
-          <w:rFonts w:ascii="Calibri" w:hAnsi="Calibri" w:cs="Calibri"/>
-          <w:sz w:val="22"/>
-          <w:szCs w:val="22"/>
-        </w:rPr>
-        <w:t xml:space="preserve"> represents multiple bits.</w:t>
-      </w:r>
-    </w:p>
-    <w:p>
-      <w:pPr>
-        <w:spacing w:line="360" w:lineRule="auto"/>
-        <w:rPr>
-          <w:rFonts w:ascii="Calibri" w:hAnsi="Calibri" w:cs="Calibri"/>
-          <w:sz w:val="22"/>
-          <w:szCs w:val="22"/>
-        </w:rPr>
-      </w:pPr>
-      <w:r>
-        <w:rPr>
-          <w:rFonts w:ascii="Calibri" w:hAnsi="Calibri" w:cs="Calibri"/>
-          <w:sz w:val="22"/>
-          <w:szCs w:val="22"/>
-        </w:rPr>
-        <w:t>Since the sender and receiver don’t share a common clock signal, both ends must agree on a baud rate.</w:t>
-      </w:r>
-    </w:p>
-    <w:p>
-      <w:pPr>
-        <w:pStyle w:val="ListParagraph"/>
-        <w:numPr>
-          <w:ilvl w:val="0"/>
-          <w:numId w:val="2"/>
-        </w:numPr>
-        <w:spacing w:line="360" w:lineRule="auto"/>
-        <w:rPr>
-          <w:rFonts w:ascii="Calibri" w:hAnsi="Calibri" w:cs="Calibri"/>
-          <w:sz w:val="22"/>
-          <w:szCs w:val="22"/>
-          <w:u w:val="single"/>
-        </w:rPr>
-      </w:pPr>
-      <w:r>
-        <w:rPr>
-          <w:rFonts w:ascii="Calibri" w:hAnsi="Calibri" w:cs="Calibri"/>
-          <w:sz w:val="22"/>
-          <w:szCs w:val="22"/>
-          <w:u w:val="single"/>
-        </w:rPr>
-        <w:t>Baud Rate Calculation</w:t>
-      </w:r>
-      <w:r>
-        <w:rPr>
-          <w:rFonts w:ascii="Calibri" w:hAnsi="Calibri" w:cs="Calibri"/>
-          <w:sz w:val="22"/>
-          <w:szCs w:val="22"/>
-          <w:u w:val="single"/>
-        </w:rPr>
-        <w:t>:</w:t>
-      </w:r>
-    </w:p>
-    <w:p>
-      <w:pPr>
-        <w:pStyle w:val="ListParagraph"/>
-        <w:numPr>
-          <w:ilvl w:val="1"/>
-          <w:numId w:val="2"/>
-        </w:numPr>
-        <w:spacing w:line="360" w:lineRule="auto"/>
-        <w:rPr>
-          <w:rFonts w:ascii="Calibri" w:hAnsi="Calibri" w:cs="Calibri"/>
-          <w:sz w:val="22"/>
-          <w:szCs w:val="22"/>
-        </w:rPr>
-      </w:pPr>
-      <w:r>
-        <w:rPr>
-          <w:rFonts w:ascii="Calibri" w:hAnsi="Calibri" w:cs="Calibri"/>
-          <w:b/>
-          <w:bCs/>
-          <w:sz w:val="22"/>
-          <w:szCs w:val="22"/>
-        </w:rPr>
-        <w:t>Baud</w:t>
-      </w:r>
-      <w:r>
-        <w:rPr>
-          <w:rFonts w:ascii="Calibri" w:hAnsi="Calibri" w:cs="Calibri"/>
-          <w:b/>
-          <w:bCs/>
-          <w:sz w:val="22"/>
-          <w:szCs w:val="22"/>
-        </w:rPr>
-        <w:t xml:space="preserve"> = </w:t>
-      </w:r>
-      <w:r>
-        <w:rPr>
-          <w:rFonts w:ascii="Calibri" w:hAnsi="Calibri" w:cs="Calibri"/>
-          <w:sz w:val="22"/>
-          <w:szCs w:val="22"/>
-        </w:rPr>
-        <w:t>Number of bytes</w:t>
-      </w:r>
-      <w:r>
-        <w:rPr>
-          <w:rFonts w:ascii="Calibri" w:hAnsi="Calibri" w:cs="Calibri"/>
-          <w:sz w:val="22"/>
-          <w:szCs w:val="22"/>
-        </w:rPr>
-        <w:t xml:space="preserve"> to send</w:t>
-      </w:r>
-      <w:r>
-        <w:rPr>
-          <w:rFonts w:ascii="Calibri" w:hAnsi="Calibri" w:cs="Calibri"/>
-          <w:sz w:val="22"/>
-          <w:szCs w:val="22"/>
-        </w:rPr>
-        <w:t xml:space="preserve"> </w:t>
-      </w:r>
-      <w:r>
-        <w:rPr>
-          <w:rFonts w:ascii="Calibri" w:hAnsi="Calibri" w:cs="Calibri"/>
-          <w:b/>
-          <w:bCs/>
-          <w:sz w:val="22"/>
-          <w:szCs w:val="22"/>
-        </w:rPr>
-        <w:t>*</w:t>
-      </w:r>
-      <w:r>
-        <w:rPr>
-          <w:rFonts w:ascii="Calibri" w:hAnsi="Calibri" w:cs="Calibri"/>
-          <w:sz w:val="22"/>
-          <w:szCs w:val="22"/>
-        </w:rPr>
-        <w:t xml:space="preserve"> total bits per frame </w:t>
-      </w:r>
-      <w:r>
-        <w:rPr>
-          <w:rFonts w:ascii="Calibri" w:hAnsi="Calibri" w:cs="Calibri"/>
-          <w:b/>
-          <w:bCs/>
-          <w:sz w:val="22"/>
-          <w:szCs w:val="22"/>
-        </w:rPr>
-        <w:t>*</w:t>
-      </w:r>
-      <w:r>
-        <w:rPr>
-          <w:rFonts w:ascii="Calibri" w:hAnsi="Calibri" w:cs="Calibri"/>
-          <w:sz w:val="22"/>
-          <w:szCs w:val="22"/>
-        </w:rPr>
-        <w:t xml:space="preserve"> output rate of message (Hz)</w:t>
-      </w:r>
-    </w:p>
-    <w:p>
-      <w:pPr>
-        <w:pStyle w:val="ListParagraph"/>
-        <w:numPr>
-          <w:ilvl w:val="1"/>
-          <w:numId w:val="2"/>
-        </w:numPr>
-        <w:spacing w:line="360" w:lineRule="auto"/>
-        <w:rPr>
-          <w:rFonts w:ascii="Calibri" w:hAnsi="Calibri" w:cs="Calibri"/>
-          <w:sz w:val="22"/>
-          <w:szCs w:val="22"/>
-        </w:rPr>
-      </w:pPr>
-      <w:r>
-        <w:rPr>
-          <w:rFonts w:ascii="Calibri" w:hAnsi="Calibri" w:cs="Calibri"/>
-          <w:sz w:val="22"/>
-          <w:szCs w:val="22"/>
-        </w:rPr>
-        <w:t>Total bits per frame = start bit + data bit + stop bit + parity bit (if used)</w:t>
-      </w:r>
-    </w:p>
-    <w:p>
-      <w:pPr>
-        <w:pStyle w:val="ListParagraph"/>
-        <w:numPr>
-          <w:ilvl w:val="1"/>
-          <w:numId w:val="2"/>
-        </w:numPr>
-        <w:spacing w:line="360" w:lineRule="auto"/>
-        <w:rPr>
-          <w:rFonts w:ascii="Calibri" w:hAnsi="Calibri" w:cs="Calibri"/>
-          <w:sz w:val="22"/>
-          <w:szCs w:val="22"/>
-        </w:rPr>
-      </w:pPr>
-      <w:r>
-        <w:rPr>
-          <w:rFonts w:ascii="Calibri" w:hAnsi="Calibri" w:cs="Calibri"/>
-          <w:sz w:val="22"/>
-          <w:szCs w:val="22"/>
-        </w:rPr>
-        <w:t xml:space="preserve">Output rate = The number of times a message is output per second. For example, outputting a specific message at 50 Hz means that we will output the same message 50 times per second, so every 0.02 seconds. </w:t>
-      </w:r>
-    </w:p>
-    <w:p>
-      <w:pPr>
-        <w:pStyle w:val="ListParagraph"/>
-        <w:numPr>
-          <w:ilvl w:val="1"/>
-          <w:numId w:val="2"/>
-        </w:numPr>
-        <w:spacing w:line="360" w:lineRule="auto"/>
-        <w:rPr>
-          <w:rFonts w:ascii="Calibri" w:hAnsi="Calibri" w:cs="Calibri"/>
-          <w:b/>
-          <w:bCs/>
-          <w:sz w:val="22"/>
-          <w:szCs w:val="22"/>
-        </w:rPr>
-      </w:pPr>
-      <w:r>
-        <w:rPr>
-          <w:rFonts w:ascii="Calibri" w:hAnsi="Calibri" w:cs="Calibri"/>
-          <w:b/>
-          <w:bCs/>
-          <w:sz w:val="22"/>
-          <w:szCs w:val="22"/>
-        </w:rPr>
-        <w:t>Example</w:t>
-      </w:r>
-      <w:r>
-        <w:rPr>
-          <w:rFonts w:ascii="Calibri" w:hAnsi="Calibri" w:cs="Calibri"/>
-          <w:b/>
-          <w:bCs/>
-          <w:sz w:val="22"/>
-          <w:szCs w:val="22"/>
-        </w:rPr>
-        <w:t xml:space="preserve"> = </w:t>
-      </w:r>
-      <w:r>
-        <w:rPr>
-          <w:rFonts w:ascii="Calibri" w:hAnsi="Calibri" w:cs="Calibri"/>
-          <w:sz w:val="22"/>
-          <w:szCs w:val="22"/>
-        </w:rPr>
-        <w:t xml:space="preserve"> We need to output a 41-byte message at a rate of 50 Hz. </w:t>
-      </w:r>
-      <w:r>
-        <w:rPr>
-          <w:rFonts w:ascii="Calibri" w:hAnsi="Calibri" w:cs="Calibri"/>
-          <w:sz w:val="22"/>
-          <w:szCs w:val="22"/>
-        </w:rPr>
-        <w:t>The UART configuration is 8N1 (8 data bits, no parity bits, 1 stop bit). If we want to output this message at the output rate of 50 Hz, then we’ll have:</w:t>
-      </w:r>
-    </w:p>
-    <w:p>
-      <w:pPr>
-        <w:pStyle w:val="ListParagraph"/>
-        <w:numPr>
-          <w:ilvl w:val="2"/>
-          <w:numId w:val="2"/>
-        </w:numPr>
-        <w:spacing w:line="360" w:lineRule="auto"/>
-        <w:rPr>
-          <w:rFonts w:ascii="Calibri" w:hAnsi="Calibri" w:cs="Calibri"/>
-          <w:b/>
-          <w:bCs/>
-          <w:sz w:val="22"/>
-          <w:szCs w:val="22"/>
-        </w:rPr>
-      </w:pPr>
-      <w:r>
-        <w:rPr>
-          <w:rFonts w:ascii="Calibri" w:hAnsi="Calibri" w:cs="Calibri"/>
-          <w:sz w:val="22"/>
-          <w:szCs w:val="22"/>
-        </w:rPr>
-        <w:t>41-bytes * 10 bits per frame * 50 Hz = 20500 bits per second or 20500 bauds.</w:t>
-      </w:r>
-    </w:p>
-    <w:p>
-      <w:pPr>
-        <w:pStyle w:val="ListParagraph"/>
-        <w:numPr>
-          <w:ilvl w:val="2"/>
-          <w:numId w:val="2"/>
-        </w:numPr>
-        <w:spacing w:line="360" w:lineRule="auto"/>
-        <w:rPr>
-          <w:rFonts w:ascii="Calibri" w:hAnsi="Calibri" w:cs="Calibri"/>
-          <w:b/>
-          <w:bCs/>
-          <w:sz w:val="22"/>
-          <w:szCs w:val="22"/>
-        </w:rPr>
-      </w:pPr>
-      <w:r>
-        <w:rPr>
-          <w:rFonts w:ascii="Calibri" w:hAnsi="Calibri" w:cs="Calibri"/>
-          <w:b/>
-          <w:bCs/>
-          <w:sz w:val="22"/>
-          <w:szCs w:val="22"/>
-        </w:rPr>
-        <w:t>Result</w:t>
-      </w:r>
-      <w:r>
-        <w:rPr>
-          <w:rFonts w:ascii="Calibri" w:hAnsi="Calibri" w:cs="Calibri"/>
-          <w:sz w:val="22"/>
-          <w:szCs w:val="22"/>
-        </w:rPr>
-        <w:t xml:space="preserve"> = </w:t>
-      </w:r>
-      <w:r>
-        <w:rPr>
-          <w:rFonts w:ascii="Calibri" w:hAnsi="Calibri" w:cs="Calibri"/>
-          <w:sz w:val="22"/>
-          <w:szCs w:val="22"/>
-        </w:rPr>
-        <w:t xml:space="preserve"> transmit 20500 bits per second, the closest standard baud rate is 38400. </w:t>
-      </w:r>
-    </w:p>
-    <w:p>
-      <w:pPr>
-        <w:rPr>
-          <w:rFonts w:ascii="Calibri" w:hAnsi="Calibri" w:cs="Calibri"/>
-          <w:b/>
-          <w:bCs/>
-          <w:sz w:val="28"/>
-          <w:szCs w:val="28"/>
-          <w:u w:val="single"/>
-        </w:rPr>
-      </w:pPr>
-      <w:r>
-        <w:rPr>
-          <w:rFonts w:ascii="Calibri" w:hAnsi="Calibri" w:cs="Calibri"/>
-          <w:b/>
-          <w:bCs/>
-          <w:sz w:val="28"/>
-          <w:szCs w:val="28"/>
-          <w:u w:val="single"/>
-        </w:rPr>
-        <w:lastRenderedPageBreak/>
         <w:t>Protocol:</w:t>
       </w:r>
     </w:p>
@@ -780,25 +767,27 @@
           <w:sz w:val="22"/>
           <w:szCs w:val="22"/>
         </w:rPr>
-        <w:t xml:space="preserve">When idle, the UART data transmission line is held high (1). To start the transmission of data, the transmitting UART pulls the transmission line from high </w:t>
-      </w:r>
-      <w:proofErr w:type="spellStart"/>
-      <w:r>
+        <w:t>When idle, the UART data transmission line is held high (1). To start the transmission of data, the transmitting UART pulls the transmission line from high to low for one clock cycle. When the receiving UART detects this high to low voltage transmission, it begins reading the bits in the data frame at the frequency of the baud rate.</w:t>
+      </w:r>
+    </w:p>
+    <w:p>
+      <w:pPr>
+        <w:spacing w:after="240" w:line="240" w:lineRule="auto"/>
         <w:rPr>
           <w:rFonts w:ascii="Calibri" w:eastAsia="Calibri" w:hAnsi="Calibri" w:cs="Times New Roman"/>
           <w:sz w:val="22"/>
           <w:szCs w:val="22"/>
-        </w:rPr>
-        <w:t>to</w:t>
-      </w:r>
-      <w:proofErr w:type="spellEnd"/>
+          <w:u w:val="single"/>
+        </w:rPr>
+      </w:pPr>
       <w:r>
         <w:rPr>
           <w:rFonts w:ascii="Calibri" w:eastAsia="Calibri" w:hAnsi="Calibri" w:cs="Times New Roman"/>
           <w:sz w:val="22"/>
           <w:szCs w:val="22"/>
-        </w:rPr>
-        <w:t xml:space="preserve"> low for one clock cycle. When the receiving UART detects this high to low voltage transmission, it begins reading the bits in the data frame at the frequency of the baud rate.</w:t>
+          <w:u w:val="single"/>
+        </w:rPr>
+        <w:t>Data Frame:</w:t>
       </w:r>
     </w:p>
     <w:p>
@@ -808,17 +797,80 @@
           <w:rFonts w:ascii="Calibri" w:eastAsia="Calibri" w:hAnsi="Calibri" w:cs="Times New Roman"/>
           <w:sz w:val="22"/>
           <w:szCs w:val="22"/>
+        </w:rPr>
+      </w:pPr>
+      <w:r>
+        <w:rPr>
+          <w:rFonts w:ascii="Calibri" w:eastAsia="Calibri" w:hAnsi="Calibri" w:cs="Times New Roman"/>
+          <w:sz w:val="22"/>
+          <w:szCs w:val="22"/>
+        </w:rPr>
+        <w:t>The data frame can be anywhere from 5 to 9 bits long, depending on if a parity bit is used. In most cases, data is sent with the least significant bit first.</w:t>
+      </w:r>
+    </w:p>
+    <w:p>
+      <w:pPr>
+        <w:spacing w:after="240" w:line="240" w:lineRule="auto"/>
+        <w:rPr>
+          <w:rFonts w:ascii="Calibri" w:eastAsia="Calibri" w:hAnsi="Calibri" w:cs="Times New Roman"/>
+          <w:sz w:val="22"/>
+          <w:szCs w:val="22"/>
+        </w:rPr>
+      </w:pPr>
+      <w:r>
+        <w:rPr>
+          <w:rFonts w:ascii="Calibri" w:eastAsia="Calibri" w:hAnsi="Calibri" w:cs="Times New Roman"/>
+          <w:sz w:val="22"/>
+          <w:szCs w:val="22"/>
           <w:u w:val="single"/>
         </w:rPr>
-      </w:pPr>
-      <w:r>
+        <w:t>Parity:</w:t>
+      </w:r>
+    </w:p>
+    <w:p>
+      <w:pPr>
+        <w:spacing w:after="240" w:line="240" w:lineRule="auto"/>
         <w:rPr>
           <w:rFonts w:ascii="Calibri" w:eastAsia="Calibri" w:hAnsi="Calibri" w:cs="Times New Roman"/>
           <w:sz w:val="22"/>
           <w:szCs w:val="22"/>
+        </w:rPr>
+      </w:pPr>
+      <w:r>
+        <w:rPr>
+          <w:rFonts w:ascii="Calibri" w:eastAsia="Calibri" w:hAnsi="Calibri" w:cs="Times New Roman"/>
+          <w:sz w:val="22"/>
+          <w:szCs w:val="22"/>
+        </w:rPr>
+        <w:t xml:space="preserve">The parity bit is optional in UART. The parity bit can either be of even parity or odd parity. The parity bit allows the receiving UART to know if any data has been corrupted during transmission. The receiving UART reads the data frame and calculates the correct parity bit. </w:t>
+      </w:r>
+      <w:r>
+        <w:rPr>
+          <w:rFonts w:ascii="Calibri" w:eastAsia="Calibri" w:hAnsi="Calibri" w:cs="Times New Roman"/>
+          <w:sz w:val="22"/>
+          <w:szCs w:val="22"/>
+        </w:rPr>
+        <w:t>For example, if there is even parity and 3 bits are 1, then the parity bit will be set to make it 4 bits, which is a even number (no s sherlock).</w:t>
+      </w:r>
+    </w:p>
+    <w:p>
+      <w:pPr>
+        <w:spacing w:after="240" w:line="240" w:lineRule="auto"/>
+        <w:rPr>
+          <w:rFonts w:ascii="Calibri" w:eastAsia="Calibri" w:hAnsi="Calibri" w:cs="Times New Roman"/>
+          <w:sz w:val="22"/>
+          <w:szCs w:val="22"/>
           <w:u w:val="single"/>
         </w:rPr>
-        <w:t>Data Frame:</w:t>
+      </w:pPr>
+      <w:r>
+        <w:rPr>
+          <w:rFonts w:ascii="Calibri" w:eastAsia="Calibri" w:hAnsi="Calibri" w:cs="Times New Roman"/>
+          <w:sz w:val="22"/>
+          <w:szCs w:val="22"/>
+          <w:u w:val="single"/>
+        </w:rPr>
+        <w:t>Stop Bits:</w:t>
       </w:r>
     </w:p>
     <w:p>
@@ -836,124 +888,7 @@
           <w:sz w:val="22"/>
           <w:szCs w:val="22"/>
         </w:rPr>
-        <w:t>The data frame can be anywhere from 5 to 9 bits long, depending on if a parity bit is used. In most cases, data is sent with the least significant bit first.</w:t>
-      </w:r>
-    </w:p>
-    <w:p>
-      <w:pPr>
-        <w:spacing w:after="240" w:line="240" w:lineRule="auto"/>
-        <w:rPr>
-          <w:rFonts w:ascii="Calibri" w:eastAsia="Calibri" w:hAnsi="Calibri" w:cs="Times New Roman"/>
-          <w:sz w:val="22"/>
-          <w:szCs w:val="22"/>
-        </w:rPr>
-      </w:pPr>
-      <w:r>
-        <w:rPr>
-          <w:rFonts w:ascii="Calibri" w:eastAsia="Calibri" w:hAnsi="Calibri" w:cs="Times New Roman"/>
-          <w:sz w:val="22"/>
-          <w:szCs w:val="22"/>
-          <w:u w:val="single"/>
-        </w:rPr>
-        <w:t>Parity:</w:t>
-      </w:r>
-    </w:p>
-    <w:p>
-      <w:pPr>
-        <w:spacing w:after="240" w:line="240" w:lineRule="auto"/>
-        <w:rPr>
-          <w:rFonts w:ascii="Calibri" w:eastAsia="Calibri" w:hAnsi="Calibri" w:cs="Times New Roman"/>
-          <w:sz w:val="22"/>
-          <w:szCs w:val="22"/>
-        </w:rPr>
-      </w:pPr>
-      <w:r>
-        <w:rPr>
-          <w:rFonts w:ascii="Calibri" w:eastAsia="Calibri" w:hAnsi="Calibri" w:cs="Times New Roman"/>
-          <w:sz w:val="22"/>
-          <w:szCs w:val="22"/>
-        </w:rPr>
-        <w:t xml:space="preserve">The parity bit is optional in UART. The parity bit can either be of even parity or odd parity. The parity bit allows the receiving UART to know if any data has been corrupted during transmission. The receiving UART reads the data frame and calculates the correct parity bit. </w:t>
-      </w:r>
-      <w:r>
-        <w:rPr>
-          <w:rFonts w:ascii="Calibri" w:eastAsia="Calibri" w:hAnsi="Calibri" w:cs="Times New Roman"/>
-          <w:sz w:val="22"/>
-          <w:szCs w:val="22"/>
-        </w:rPr>
-        <w:t xml:space="preserve">For example, if there is even parity and 3 bits are 1, then the parity bit will be set to make it 4 bits, which is </w:t>
-      </w:r>
-      <w:proofErr w:type="gramStart"/>
-      <w:r>
-        <w:rPr>
-          <w:rFonts w:ascii="Calibri" w:eastAsia="Calibri" w:hAnsi="Calibri" w:cs="Times New Roman"/>
-          <w:sz w:val="22"/>
-          <w:szCs w:val="22"/>
-        </w:rPr>
-        <w:t>a</w:t>
-      </w:r>
-      <w:proofErr w:type="gramEnd"/>
-      <w:r>
-        <w:rPr>
-          <w:rFonts w:ascii="Calibri" w:eastAsia="Calibri" w:hAnsi="Calibri" w:cs="Times New Roman"/>
-          <w:sz w:val="22"/>
-          <w:szCs w:val="22"/>
-        </w:rPr>
-        <w:t xml:space="preserve"> even number (no s sherlock).</w:t>
-      </w:r>
-    </w:p>
-    <w:p>
-      <w:pPr>
-        <w:spacing w:after="240" w:line="240" w:lineRule="auto"/>
-        <w:rPr>
-          <w:rFonts w:ascii="Calibri" w:eastAsia="Calibri" w:hAnsi="Calibri" w:cs="Times New Roman"/>
-          <w:sz w:val="22"/>
-          <w:szCs w:val="22"/>
-          <w:u w:val="single"/>
-        </w:rPr>
-      </w:pPr>
-      <w:r>
-        <w:rPr>
-          <w:rFonts w:ascii="Calibri" w:eastAsia="Calibri" w:hAnsi="Calibri" w:cs="Times New Roman"/>
-          <w:sz w:val="22"/>
-          <w:szCs w:val="22"/>
-          <w:u w:val="single"/>
-        </w:rPr>
-        <w:t>Stop Bits:</w:t>
-      </w:r>
-    </w:p>
-    <w:p>
-      <w:pPr>
-        <w:spacing w:after="240" w:line="240" w:lineRule="auto"/>
-        <w:rPr>
-          <w:rFonts w:ascii="Calibri" w:eastAsia="Calibri" w:hAnsi="Calibri" w:cs="Times New Roman"/>
-          <w:sz w:val="22"/>
-          <w:szCs w:val="22"/>
-        </w:rPr>
-      </w:pPr>
-      <w:r>
-        <w:rPr>
-          <w:rFonts w:ascii="Calibri" w:eastAsia="Calibri" w:hAnsi="Calibri" w:cs="Times New Roman"/>
-          <w:sz w:val="22"/>
-          <w:szCs w:val="22"/>
-        </w:rPr>
-        <w:t xml:space="preserve">To signal the end of the transmission the sending UART drives the data transmission line from a low voltage to </w:t>
-      </w:r>
-      <w:r>
-        <w:rPr>
-          <w:rFonts w:ascii="Calibri" w:eastAsia="Calibri" w:hAnsi="Calibri" w:cs="Times New Roman"/>
-          <w:sz w:val="22"/>
-          <w:szCs w:val="22"/>
-        </w:rPr>
-        <w:t>high</w:t>
-      </w:r>
-      <w:r>
-        <w:rPr>
-          <w:rFonts w:ascii="Calibri" w:eastAsia="Calibri" w:hAnsi="Calibri" w:cs="Times New Roman"/>
-          <w:sz w:val="22"/>
-          <w:szCs w:val="22"/>
-        </w:rPr>
-        <w:t xml:space="preserve"> voltage for one-to-two-bit durations. The stop bit is usually either one or two bits.</w:t>
+        <w:t>To signal the end of the transmission the sending UART drives the data transmission line from a low voltage to high voltage for one-to-two-bit durations. The stop bit is usually either one or two bits.</w:t>
       </w:r>
     </w:p>
     <w:p>
@@ -996,13 +931,123 @@
       <w:pPr>
         <w:rPr>
           <w:rFonts w:ascii="Calibri" w:hAnsi="Calibri" w:cs="Calibri"/>
+          <w:sz w:val="28"/>
+          <w:szCs w:val="28"/>
+        </w:rPr>
+      </w:pPr>
+      <w:r>
+        <w:rPr>
+          <w:rFonts w:ascii="Calibri" w:hAnsi="Calibri" w:cs="Calibri"/>
           <w:b/>
           <w:bCs/>
           <w:sz w:val="28"/>
           <w:szCs w:val="28"/>
           <w:u w:val="single"/>
         </w:rPr>
-      </w:pPr>
+        <w:lastRenderedPageBreak/>
+        <w:t>Oversampling</w:t>
+      </w:r>
+    </w:p>
+    <w:p>
+      <w:pPr>
+        <w:ind w:firstLine="720"/>
+        <w:rPr>
+          <w:rFonts w:ascii="Calibri" w:hAnsi="Calibri" w:cs="Calibri"/>
+          <w:sz w:val="22"/>
+          <w:szCs w:val="22"/>
+        </w:rPr>
+      </w:pPr>
+      <w:r>
+        <w:rPr>
+          <w:rFonts w:ascii="Calibri" w:hAnsi="Calibri" w:cs="Calibri"/>
+          <w:sz w:val="22"/>
+          <w:szCs w:val="22"/>
+        </w:rPr>
+        <w:t>Oversampling in UART means the receiver samples the incoming signal multiple times during each bit period, typically 16 times on the STM32F767.</w:t>
+      </w:r>
+      <w:r>
+        <w:rPr>
+          <w:rFonts w:ascii="Calibri" w:hAnsi="Calibri" w:cs="Calibri"/>
+          <w:sz w:val="22"/>
+          <w:szCs w:val="22"/>
+        </w:rPr>
+        <w:t xml:space="preserve"> This means at a given baud, the internal clock of the UART hardware runs at 16 times the baud.</w:t>
+      </w:r>
+      <w:r>
+        <w:rPr>
+          <w:rFonts w:ascii="Calibri" w:hAnsi="Calibri" w:cs="Calibri"/>
+          <w:sz w:val="22"/>
+          <w:szCs w:val="22"/>
+        </w:rPr>
+        <w:t xml:space="preserve"> Instead of taking a single sample per bit, the hardware divides the bit into small time slices and samples near the middle,</w:t>
+      </w:r>
+      <w:r>
+        <w:rPr>
+          <w:rFonts w:ascii="Calibri" w:hAnsi="Calibri" w:cs="Calibri"/>
+          <w:sz w:val="22"/>
+          <w:szCs w:val="22"/>
+        </w:rPr>
+        <w:t xml:space="preserve"> (8 oversampling ticks for 16x oversampling)</w:t>
+      </w:r>
+      <w:r>
+        <w:rPr>
+          <w:rFonts w:ascii="Calibri" w:hAnsi="Calibri" w:cs="Calibri"/>
+          <w:sz w:val="22"/>
+          <w:szCs w:val="22"/>
+        </w:rPr>
+        <w:t xml:space="preserve"> where the signal is most stable. This higher timing resolution allows the receiver to better tolerate small clock differences between transmitter and receiver and improves resistance to noise, sometimes using majority voting across several samples. Oversampling creates timing margin, which is what makes reliable asynchronous communication possible without a shared clock.</w:t>
+      </w:r>
+    </w:p>
+    <w:p>
+      <w:pPr>
+        <w:rPr>
+          <w:rFonts w:ascii="Calibri" w:hAnsi="Calibri" w:cs="Calibri"/>
+          <w:sz w:val="22"/>
+          <w:szCs w:val="22"/>
+        </w:rPr>
+      </w:pPr>
+      <w:r>
+        <w:rPr>
+          <w:rFonts w:ascii="Calibri" w:hAnsi="Calibri" w:cs="Calibri"/>
+          <w:sz w:val="22"/>
+          <w:szCs w:val="22"/>
+        </w:rPr>
+        <w:t>|-----------------------1-bit-------------------------|</w:t>
+      </w:r>
+    </w:p>
+    <w:p>
+      <w:pPr>
+        <w:rPr>
+          <w:rFonts w:ascii="Calibri" w:hAnsi="Calibri" w:cs="Calibri"/>
+          <w:sz w:val="22"/>
+          <w:szCs w:val="22"/>
+        </w:rPr>
+      </w:pPr>
+      <w:r>
+        <w:rPr>
+          <w:rFonts w:ascii="Calibri" w:hAnsi="Calibri" w:cs="Calibri"/>
+          <w:sz w:val="22"/>
+          <w:szCs w:val="22"/>
+        </w:rPr>
+        <w:t>|--|--|--|--|--|--|--|--|--|--|--|--|--|--|--|--|</w:t>
+      </w:r>
+    </w:p>
+    <w:p>
+      <w:pPr>
+        <w:rPr>
+          <w:rFonts w:ascii="Calibri" w:hAnsi="Calibri" w:cs="Calibri"/>
+          <w:sz w:val="22"/>
+          <w:szCs w:val="22"/>
+        </w:rPr>
+      </w:pPr>
+      <w:r>
+        <w:rPr>
+          <w:rFonts w:ascii="Calibri" w:hAnsi="Calibri" w:cs="Calibri"/>
+          <w:sz w:val="22"/>
+          <w:szCs w:val="22"/>
+        </w:rPr>
+        <w:t xml:space="preserve"> 1  2  3  4  5  6  7  8  9 10 11 12 13 14 15 16</w:t>
+      </w:r>
     </w:p>
     <w:p>
       <w:pPr>
@@ -1015,9 +1060,7 @@
           <w:u w:val="single"/>
         </w:rPr>
       </w:pPr>
-    </w:p>
-    <w:p>
-      <w:pPr>
+      <w:r>
         <w:rPr>
           <w:rFonts w:ascii="Calibri" w:hAnsi="Calibri" w:cs="Calibri"/>
           <w:b/>
@@ -1026,17 +1069,254 @@
           <w:szCs w:val="28"/>
           <w:u w:val="single"/>
         </w:rPr>
-      </w:pPr>
-    </w:p>
-    <w:p>
-      <w:pPr>
-        <w:rPr>
-          <w:rFonts w:ascii="Calibri" w:hAnsi="Calibri" w:cs="Calibri"/>
-          <w:sz w:val="28"/>
-          <w:szCs w:val="28"/>
-        </w:rPr>
-      </w:pPr>
-      <w:r>
+        <w:t>Pros vs Cons:</w:t>
+      </w:r>
+    </w:p>
+    <w:p>
+      <w:pPr>
+        <w:spacing w:after="240" w:line="240" w:lineRule="auto"/>
+        <w:rPr>
+          <w:rFonts w:ascii="Calibri" w:eastAsia="Calibri" w:hAnsi="Calibri" w:cs="Times New Roman"/>
+          <w:sz w:val="22"/>
+          <w:szCs w:val="22"/>
+        </w:rPr>
+      </w:pPr>
+      <w:r>
+        <w:rPr>
+          <w:rFonts w:ascii="Calibri" w:eastAsia="Calibri" w:hAnsi="Calibri" w:cs="Times New Roman"/>
+          <w:b/>
+          <w:bCs/>
+          <w:sz w:val="22"/>
+          <w:szCs w:val="22"/>
+        </w:rPr>
+        <w:t>Advantages:</w:t>
+      </w:r>
+    </w:p>
+    <w:p>
+      <w:pPr>
+        <w:numPr>
+          <w:ilvl w:val="0"/>
+          <w:numId w:val="5"/>
+        </w:numPr>
+        <w:spacing w:after="240" w:line="240" w:lineRule="auto"/>
+        <w:contextualSpacing/>
+        <w:rPr>
+          <w:rFonts w:ascii="Calibri" w:eastAsia="Calibri" w:hAnsi="Calibri" w:cs="Times New Roman"/>
+          <w:sz w:val="22"/>
+          <w:szCs w:val="22"/>
+        </w:rPr>
+      </w:pPr>
+      <w:r>
+        <w:rPr>
+          <w:rFonts w:ascii="Calibri" w:eastAsia="Calibri" w:hAnsi="Calibri" w:cs="Times New Roman"/>
+          <w:sz w:val="22"/>
+          <w:szCs w:val="22"/>
+        </w:rPr>
+        <w:t>Simplicity – doesn’t require many wires thus low cost.</w:t>
+      </w:r>
+    </w:p>
+    <w:p>
+      <w:pPr>
+        <w:numPr>
+          <w:ilvl w:val="0"/>
+          <w:numId w:val="5"/>
+        </w:numPr>
+        <w:spacing w:after="240" w:line="240" w:lineRule="auto"/>
+        <w:contextualSpacing/>
+        <w:rPr>
+          <w:rFonts w:ascii="Calibri" w:eastAsia="Calibri" w:hAnsi="Calibri" w:cs="Times New Roman"/>
+          <w:sz w:val="22"/>
+          <w:szCs w:val="22"/>
+        </w:rPr>
+      </w:pPr>
+      <w:r>
+        <w:rPr>
+          <w:rFonts w:ascii="Calibri" w:eastAsia="Calibri" w:hAnsi="Calibri" w:cs="Times New Roman"/>
+          <w:sz w:val="22"/>
+          <w:szCs w:val="22"/>
+        </w:rPr>
+        <w:t xml:space="preserve">Ubiquitous- well supported by many microcontrollers. </w:t>
+      </w:r>
+    </w:p>
+    <w:p>
+      <w:pPr>
+        <w:numPr>
+          <w:ilvl w:val="0"/>
+          <w:numId w:val="5"/>
+        </w:numPr>
+        <w:spacing w:after="240" w:line="240" w:lineRule="auto"/>
+        <w:contextualSpacing/>
+        <w:rPr>
+          <w:rFonts w:ascii="Calibri" w:eastAsia="Calibri" w:hAnsi="Calibri" w:cs="Times New Roman"/>
+          <w:sz w:val="22"/>
+          <w:szCs w:val="22"/>
+        </w:rPr>
+      </w:pPr>
+      <w:r>
+        <w:rPr>
+          <w:rFonts w:ascii="Calibri" w:eastAsia="Calibri" w:hAnsi="Calibri" w:cs="Times New Roman"/>
+          <w:sz w:val="22"/>
+          <w:szCs w:val="22"/>
+        </w:rPr>
+        <w:t>Contains a parity bit</w:t>
+      </w:r>
+    </w:p>
+    <w:p>
+      <w:pPr>
+        <w:numPr>
+          <w:ilvl w:val="0"/>
+          <w:numId w:val="5"/>
+        </w:numPr>
+        <w:spacing w:after="240" w:line="240" w:lineRule="auto"/>
+        <w:contextualSpacing/>
+        <w:rPr>
+          <w:rFonts w:ascii="Calibri" w:eastAsia="Calibri" w:hAnsi="Calibri" w:cs="Times New Roman"/>
+          <w:sz w:val="22"/>
+          <w:szCs w:val="22"/>
+        </w:rPr>
+      </w:pPr>
+      <w:r>
+        <w:rPr>
+          <w:rFonts w:ascii="Calibri" w:eastAsia="Calibri" w:hAnsi="Calibri" w:cs="Times New Roman"/>
+          <w:sz w:val="22"/>
+          <w:szCs w:val="22"/>
+        </w:rPr>
+        <w:t>No clock</w:t>
+      </w:r>
+    </w:p>
+    <w:p>
+      <w:pPr>
+        <w:spacing w:after="240" w:line="240" w:lineRule="auto"/>
+        <w:rPr>
+          <w:rFonts w:ascii="Calibri" w:eastAsia="Calibri" w:hAnsi="Calibri" w:cs="Times New Roman"/>
+          <w:b/>
+          <w:bCs/>
+          <w:sz w:val="22"/>
+          <w:szCs w:val="22"/>
+        </w:rPr>
+      </w:pPr>
+      <w:r>
+        <w:rPr>
+          <w:rFonts w:ascii="Calibri" w:eastAsia="Calibri" w:hAnsi="Calibri" w:cs="Times New Roman"/>
+          <w:b/>
+          <w:bCs/>
+          <w:sz w:val="22"/>
+          <w:szCs w:val="22"/>
+        </w:rPr>
+        <w:t>Disadvantages:</w:t>
+      </w:r>
+    </w:p>
+    <w:p>
+      <w:pPr>
+        <w:numPr>
+          <w:ilvl w:val="0"/>
+          <w:numId w:val="6"/>
+        </w:numPr>
+        <w:spacing w:after="240" w:line="240" w:lineRule="auto"/>
+        <w:contextualSpacing/>
+        <w:rPr>
+          <w:rFonts w:ascii="Calibri" w:eastAsia="Calibri" w:hAnsi="Calibri" w:cs="Times New Roman"/>
+          <w:sz w:val="22"/>
+          <w:szCs w:val="22"/>
+        </w:rPr>
+      </w:pPr>
+      <w:r>
+        <w:rPr>
+          <w:rFonts w:ascii="Calibri" w:eastAsia="Calibri" w:hAnsi="Calibri" w:cs="Times New Roman"/>
+          <w:sz w:val="22"/>
+          <w:szCs w:val="22"/>
+        </w:rPr>
+        <w:t xml:space="preserve">Slow </w:t>
+      </w:r>
+      <w:r>
+        <w:rPr>
+          <w:rFonts w:ascii="Calibri" w:eastAsia="Calibri" w:hAnsi="Calibri" w:cs="Times New Roman"/>
+          <w:sz w:val="22"/>
+          <w:szCs w:val="22"/>
+        </w:rPr>
+        <w:t>compared to SPI</w:t>
+      </w:r>
+    </w:p>
+    <w:p>
+      <w:pPr>
+        <w:numPr>
+          <w:ilvl w:val="0"/>
+          <w:numId w:val="6"/>
+        </w:numPr>
+        <w:spacing w:after="240" w:line="240" w:lineRule="auto"/>
+        <w:contextualSpacing/>
+        <w:rPr>
+          <w:rFonts w:ascii="Calibri" w:eastAsia="Calibri" w:hAnsi="Calibri" w:cs="Times New Roman"/>
+          <w:sz w:val="22"/>
+          <w:szCs w:val="22"/>
+        </w:rPr>
+      </w:pPr>
+      <w:r>
+        <w:rPr>
+          <w:rFonts w:ascii="Calibri" w:eastAsia="Calibri" w:hAnsi="Calibri" w:cs="Times New Roman"/>
+          <w:sz w:val="22"/>
+          <w:szCs w:val="22"/>
+        </w:rPr>
+        <w:t>Point-to-point communication – doesn’t support multiple slaves and or multiple masters.</w:t>
+      </w:r>
+    </w:p>
+    <w:p>
+      <w:pPr>
+        <w:numPr>
+          <w:ilvl w:val="0"/>
+          <w:numId w:val="6"/>
+        </w:numPr>
+        <w:spacing w:after="240" w:line="240" w:lineRule="auto"/>
+        <w:contextualSpacing/>
+        <w:rPr>
+          <w:rFonts w:ascii="Calibri" w:eastAsia="Calibri" w:hAnsi="Calibri" w:cs="Times New Roman"/>
+          <w:sz w:val="22"/>
+          <w:szCs w:val="22"/>
+        </w:rPr>
+      </w:pPr>
+      <w:r>
+        <w:rPr>
+          <w:rFonts w:ascii="Calibri" w:eastAsia="Calibri" w:hAnsi="Calibri" w:cs="Times New Roman"/>
+          <w:sz w:val="22"/>
+          <w:szCs w:val="22"/>
+        </w:rPr>
+        <w:t>Requires a fixed data rate that must be agreed upon by devices before data transmission.</w:t>
+      </w:r>
+    </w:p>
+    <w:p>
+      <w:pPr>
+        <w:numPr>
+          <w:ilvl w:val="0"/>
+          <w:numId w:val="6"/>
+        </w:numPr>
+        <w:spacing w:after="240" w:line="240" w:lineRule="auto"/>
+        <w:contextualSpacing/>
+        <w:rPr>
+          <w:rFonts w:ascii="Calibri" w:eastAsia="Calibri" w:hAnsi="Calibri" w:cs="Times New Roman"/>
+          <w:sz w:val="22"/>
+          <w:szCs w:val="22"/>
+        </w:rPr>
+      </w:pPr>
+      <w:r>
+        <w:rPr>
+          <w:rFonts w:ascii="Calibri" w:eastAsia="Calibri" w:hAnsi="Calibri" w:cs="Times New Roman"/>
+          <w:sz w:val="22"/>
+          <w:szCs w:val="22"/>
+        </w:rPr>
+        <w:t>Baud rates must be the same</w:t>
+      </w:r>
+      <w:r>
+        <w:rPr>
+          <w:rFonts w:ascii="Calibri" w:eastAsia="Calibri" w:hAnsi="Calibri" w:cs="Times New Roman"/>
+          <w:sz w:val="22"/>
+          <w:szCs w:val="22"/>
+        </w:rPr>
+        <w:t xml:space="preserve"> (some difference is tolerated)</w:t>
+      </w:r>
+    </w:p>
+    <w:p/>
+    <w:p>
+      <w:pPr>
         <w:rPr>
           <w:rFonts w:ascii="Calibri" w:hAnsi="Calibri" w:cs="Calibri"/>
           <w:b/>
@@ -1045,16 +1325,6 @@
           <w:szCs w:val="28"/>
           <w:u w:val="single"/>
         </w:rPr>
-        <w:t>Oversampling</w:t>
-      </w:r>
-    </w:p>
-    <w:p>
-      <w:pPr>
-        <w:rPr>
-          <w:rFonts w:ascii="Calibri" w:hAnsi="Calibri" w:cs="Calibri"/>
-          <w:sz w:val="22"/>
-          <w:szCs w:val="22"/>
-        </w:rPr>
       </w:pPr>
     </w:p>
     <w:p>
@@ -1080,7 +1350,9 @@
           <w:u w:val="single"/>
         </w:rPr>
       </w:pPr>
-      <w:r>
+    </w:p>
+    <w:p>
+      <w:pPr>
         <w:rPr>
           <w:rFonts w:ascii="Calibri" w:hAnsi="Calibri" w:cs="Calibri"/>
           <w:b/>
@@ -1089,9 +1361,10 @@
           <w:szCs w:val="28"/>
           <w:u w:val="single"/>
         </w:rPr>
-        <w:t>Pros vs Cons</w:t>
-      </w:r>
-      <w:r>
+      </w:pPr>
+    </w:p>
+    <w:p>
+      <w:pPr>
         <w:rPr>
           <w:rFonts w:ascii="Calibri" w:hAnsi="Calibri" w:cs="Calibri"/>
           <w:b/>
@@ -1100,270 +1373,1036 @@
           <w:szCs w:val="28"/>
           <w:u w:val="single"/>
         </w:rPr>
+      </w:pPr>
+    </w:p>
+    <w:p>
+      <w:pPr>
+        <w:rPr>
+          <w:rFonts w:ascii="Calibri" w:hAnsi="Calibri" w:cs="Calibri"/>
+          <w:b/>
+          <w:bCs/>
+          <w:sz w:val="28"/>
+          <w:szCs w:val="28"/>
+          <w:u w:val="single"/>
+        </w:rPr>
+      </w:pPr>
+    </w:p>
+    <w:p>
+      <w:pPr>
+        <w:rPr>
+          <w:rFonts w:ascii="Calibri" w:hAnsi="Calibri" w:cs="Calibri"/>
+          <w:b/>
+          <w:bCs/>
+          <w:sz w:val="28"/>
+          <w:szCs w:val="28"/>
+          <w:u w:val="single"/>
+        </w:rPr>
+      </w:pPr>
+    </w:p>
+    <w:p>
+      <w:pPr>
+        <w:rPr>
+          <w:rFonts w:ascii="Calibri" w:hAnsi="Calibri" w:cs="Calibri"/>
+          <w:b/>
+          <w:bCs/>
+          <w:sz w:val="28"/>
+          <w:szCs w:val="28"/>
+          <w:u w:val="single"/>
+        </w:rPr>
+      </w:pPr>
+      <w:r>
+        <w:rPr>
+          <w:rFonts w:ascii="Calibri" w:hAnsi="Calibri" w:cs="Calibri"/>
+          <w:b/>
+          <w:bCs/>
+          <w:sz w:val="28"/>
+          <w:szCs w:val="28"/>
+          <w:u w:val="single"/>
+        </w:rPr>
+        <w:lastRenderedPageBreak/>
+        <w:t xml:space="preserve">STM32 </w:t>
+      </w:r>
+      <w:r>
+        <w:rPr>
+          <w:rFonts w:ascii="Calibri" w:hAnsi="Calibri" w:cs="Calibri"/>
+          <w:b/>
+          <w:bCs/>
+          <w:sz w:val="28"/>
+          <w:szCs w:val="28"/>
+          <w:u w:val="single"/>
+        </w:rPr>
+        <w:t>UART</w:t>
+      </w:r>
+      <w:r>
+        <w:rPr>
+          <w:rFonts w:ascii="Calibri" w:hAnsi="Calibri" w:cs="Calibri"/>
+          <w:b/>
+          <w:bCs/>
+          <w:sz w:val="28"/>
+          <w:szCs w:val="28"/>
+          <w:u w:val="single"/>
+        </w:rPr>
+        <w:t xml:space="preserve"> (Based on Section 71 of HAL USART Generic Driver)</w:t>
+      </w:r>
+    </w:p>
+    <w:p>
+      <w:pPr>
+        <w:rPr>
+          <w:rFonts w:ascii="Calibri" w:hAnsi="Calibri" w:cs="Calibri"/>
+          <w:sz w:val="22"/>
+          <w:szCs w:val="22"/>
+        </w:rPr>
+      </w:pPr>
+      <w:r>
+        <w:rPr>
+          <w:rFonts w:ascii="Calibri" w:hAnsi="Calibri" w:cs="Calibri"/>
+          <w:sz w:val="22"/>
+          <w:szCs w:val="22"/>
+        </w:rPr>
+        <w:t>There are two modes of transfer for STM32 UART:</w:t>
+      </w:r>
+    </w:p>
+    <w:p>
+      <w:pPr>
+        <w:pStyle w:val="ListParagraph"/>
+        <w:numPr>
+          <w:ilvl w:val="0"/>
+          <w:numId w:val="2"/>
+        </w:numPr>
+        <w:rPr>
+          <w:rFonts w:ascii="Calibri" w:hAnsi="Calibri" w:cs="Calibri"/>
+          <w:b/>
+          <w:bCs/>
+          <w:sz w:val="22"/>
+          <w:szCs w:val="22"/>
+        </w:rPr>
+      </w:pPr>
+      <w:r>
+        <w:rPr>
+          <w:rFonts w:ascii="Calibri" w:hAnsi="Calibri" w:cs="Calibri"/>
+          <w:b/>
+          <w:bCs/>
+          <w:sz w:val="22"/>
+          <w:szCs w:val="22"/>
+        </w:rPr>
+        <w:t>Blocking Mode:</w:t>
+      </w:r>
+      <w:r>
+        <w:rPr>
+          <w:rFonts w:ascii="Calibri" w:hAnsi="Calibri" w:cs="Calibri"/>
+          <w:b/>
+          <w:bCs/>
+          <w:sz w:val="22"/>
+          <w:szCs w:val="22"/>
+        </w:rPr>
+        <w:t xml:space="preserve"> </w:t>
+      </w:r>
+      <w:r>
+        <w:rPr>
+          <w:rFonts w:ascii="Calibri" w:hAnsi="Calibri" w:cs="Calibri"/>
+          <w:sz w:val="22"/>
+          <w:szCs w:val="22"/>
+        </w:rPr>
+        <w:t>C</w:t>
+      </w:r>
+      <w:r>
+        <w:rPr>
+          <w:rFonts w:ascii="Calibri" w:hAnsi="Calibri" w:cs="Calibri"/>
+          <w:sz w:val="22"/>
+          <w:szCs w:val="22"/>
+        </w:rPr>
+        <w:t>ommunication is performed using polling. The function that starts the transfer waits until the entire data transfer is complete before returning. Once the transfer finishes, the same function returns the HAL status. Because the function does not return until completion, the CPU cannot perform other tasks during the transfer.</w:t>
+      </w:r>
+    </w:p>
+    <w:p>
+      <w:pPr>
+        <w:pStyle w:val="ListParagraph"/>
+        <w:rPr>
+          <w:rFonts w:ascii="Calibri" w:hAnsi="Calibri" w:cs="Calibri"/>
+          <w:b/>
+          <w:bCs/>
+          <w:sz w:val="22"/>
+          <w:szCs w:val="22"/>
+        </w:rPr>
+      </w:pPr>
+    </w:p>
+    <w:p>
+      <w:pPr>
+        <w:pStyle w:val="ListParagraph"/>
+        <w:numPr>
+          <w:ilvl w:val="0"/>
+          <w:numId w:val="2"/>
+        </w:numPr>
+        <w:rPr>
+          <w:rFonts w:ascii="Calibri" w:hAnsi="Calibri" w:cs="Calibri"/>
+          <w:sz w:val="22"/>
+          <w:szCs w:val="22"/>
+        </w:rPr>
+      </w:pPr>
+      <w:r>
+        <w:rPr>
+          <w:rFonts w:ascii="Calibri" w:hAnsi="Calibri" w:cs="Calibri"/>
+          <w:b/>
+          <w:bCs/>
+          <w:sz w:val="22"/>
+          <w:szCs w:val="22"/>
+        </w:rPr>
+        <w:t xml:space="preserve">Non-blocking Mode: </w:t>
+      </w:r>
+      <w:r>
+        <w:rPr>
+          <w:rFonts w:ascii="Calibri" w:hAnsi="Calibri" w:cs="Calibri"/>
+          <w:sz w:val="22"/>
+          <w:szCs w:val="22"/>
+        </w:rPr>
+        <w:t>The communication is performed using Interrupts or DMA, These API's return the HAL status</w:t>
+      </w:r>
+      <w:r>
+        <w:rPr>
+          <w:rFonts w:ascii="Calibri" w:hAnsi="Calibri" w:cs="Calibri"/>
+          <w:sz w:val="22"/>
+          <w:szCs w:val="22"/>
+        </w:rPr>
+        <w:t xml:space="preserve"> immediately after starting the transfer</w:t>
+      </w:r>
+      <w:r>
+        <w:rPr>
+          <w:rFonts w:ascii="Calibri" w:hAnsi="Calibri" w:cs="Calibri"/>
+          <w:sz w:val="22"/>
+          <w:szCs w:val="22"/>
+        </w:rPr>
+        <w:t>. The end of the data processing will be indicated through the dedicated USART IRQ when using Interrupt mode or the DMA IRQ when using DMA mode. The HAL_USART_TxCpltCallback(), HAL_USART_RxCpltCallback() and HAL_USART_TxRxCpltCallback() user callbacks will be executed respectively at the end of the transmit or Receive process The HAL_USART_ErrorCallback()</w:t>
+      </w:r>
+      <w:r>
+        <w:rPr>
+          <w:rFonts w:ascii="Calibri" w:hAnsi="Calibri" w:cs="Calibri"/>
+          <w:sz w:val="22"/>
+          <w:szCs w:val="22"/>
+        </w:rPr>
+        <w:t xml:space="preserve"> </w:t>
+      </w:r>
+      <w:r>
+        <w:rPr>
+          <w:rFonts w:ascii="Calibri" w:hAnsi="Calibri" w:cs="Calibri"/>
+          <w:sz w:val="22"/>
+          <w:szCs w:val="22"/>
+        </w:rPr>
+        <w:t>user callback will be executed when a communication error is detected</w:t>
+      </w:r>
+      <w:r>
+        <w:rPr>
+          <w:rFonts w:ascii="Calibri" w:hAnsi="Calibri" w:cs="Calibri"/>
+          <w:sz w:val="22"/>
+          <w:szCs w:val="22"/>
+        </w:rPr>
+        <w:t>.</w:t>
+      </w:r>
+    </w:p>
+    <w:p>
+      <w:pPr>
+        <w:rPr>
+          <w:rFonts w:ascii="Calibri" w:hAnsi="Calibri" w:cs="Calibri"/>
+          <w:b/>
+          <w:bCs/>
+          <w:sz w:val="22"/>
+          <w:szCs w:val="22"/>
+        </w:rPr>
+      </w:pPr>
+    </w:p>
+    <w:p>
+      <w:pPr>
+        <w:rPr>
+          <w:rFonts w:ascii="Calibri" w:hAnsi="Calibri" w:cs="Calibri"/>
+          <w:sz w:val="22"/>
+          <w:szCs w:val="22"/>
+        </w:rPr>
+      </w:pPr>
+      <w:r>
+        <w:rPr>
+          <w:rFonts w:ascii="Calibri" w:hAnsi="Calibri" w:cs="Calibri"/>
+          <w:sz w:val="22"/>
+          <w:szCs w:val="22"/>
+        </w:rPr>
+        <w:t>Noteworthy Functions</w:t>
+      </w:r>
+      <w:r>
+        <w:rPr>
+          <w:rFonts w:ascii="Calibri" w:hAnsi="Calibri" w:cs="Calibri"/>
+          <w:sz w:val="22"/>
+          <w:szCs w:val="22"/>
+        </w:rPr>
+        <w:t xml:space="preserve"> and Callbacks</w:t>
+      </w:r>
+      <w:r>
+        <w:rPr>
+          <w:rFonts w:ascii="Calibri" w:hAnsi="Calibri" w:cs="Calibri"/>
+          <w:sz w:val="22"/>
+          <w:szCs w:val="22"/>
+        </w:rPr>
         <w:t>:</w:t>
       </w:r>
     </w:p>
     <w:p>
       <w:pPr>
-        <w:spacing w:after="240" w:line="240" w:lineRule="auto"/>
-        <w:rPr>
-          <w:rFonts w:ascii="Calibri" w:eastAsia="Calibri" w:hAnsi="Calibri" w:cs="Times New Roman"/>
-          <w:sz w:val="22"/>
-          <w:szCs w:val="22"/>
-        </w:rPr>
-      </w:pPr>
-      <w:r>
-        <w:rPr>
-          <w:rFonts w:ascii="Calibri" w:eastAsia="Calibri" w:hAnsi="Calibri" w:cs="Times New Roman"/>
-          <w:b/>
-          <w:bCs/>
-          <w:sz w:val="22"/>
-          <w:szCs w:val="22"/>
-        </w:rPr>
-        <w:t>Advantages:</w:t>
-      </w:r>
-    </w:p>
-    <w:p>
-      <w:pPr>
+        <w:pStyle w:val="ListParagraph"/>
         <w:numPr>
           <w:ilvl w:val="0"/>
-          <w:numId w:val="5"/>
-        </w:numPr>
-        <w:spacing w:after="240" w:line="240" w:lineRule="auto"/>
-        <w:contextualSpacing/>
-        <w:rPr>
-          <w:rFonts w:ascii="Calibri" w:eastAsia="Calibri" w:hAnsi="Calibri" w:cs="Times New Roman"/>
-          <w:sz w:val="22"/>
-          <w:szCs w:val="22"/>
-        </w:rPr>
-      </w:pPr>
-      <w:r>
-        <w:rPr>
-          <w:rFonts w:ascii="Calibri" w:eastAsia="Calibri" w:hAnsi="Calibri" w:cs="Times New Roman"/>
-          <w:sz w:val="22"/>
-          <w:szCs w:val="22"/>
-        </w:rPr>
-        <w:t>Simplicity – doesn’t require many wires thus low cost.</w:t>
-      </w:r>
-    </w:p>
-    <w:p>
-      <w:pPr>
+          <w:numId w:val="2"/>
+        </w:numPr>
+        <w:rPr>
+          <w:rFonts w:ascii="Calibri" w:hAnsi="Calibri" w:cs="Calibri"/>
+          <w:sz w:val="22"/>
+          <w:szCs w:val="22"/>
+        </w:rPr>
+      </w:pPr>
+      <w:r>
+        <w:rPr>
+          <w:rFonts w:ascii="Calibri" w:hAnsi="Calibri" w:cs="Calibri"/>
+          <w:b/>
+          <w:bCs/>
+          <w:sz w:val="22"/>
+          <w:szCs w:val="22"/>
+        </w:rPr>
+        <w:t>Blocking Mode API’s:</w:t>
+      </w:r>
+    </w:p>
+    <w:p>
+      <w:pPr>
+        <w:pStyle w:val="ListParagraph"/>
+        <w:numPr>
+          <w:ilvl w:val="1"/>
+          <w:numId w:val="2"/>
+        </w:numPr>
+        <w:rPr>
+          <w:rFonts w:ascii="Calibri" w:hAnsi="Calibri" w:cs="Calibri"/>
+          <w:sz w:val="22"/>
+          <w:szCs w:val="22"/>
+        </w:rPr>
+      </w:pPr>
+      <w:r>
+        <w:rPr>
+          <w:rFonts w:ascii="Calibri" w:hAnsi="Calibri" w:cs="Calibri"/>
+          <w:sz w:val="22"/>
+          <w:szCs w:val="22"/>
+        </w:rPr>
+        <w:t>HAL_USART_Transmit() in simplex mode</w:t>
+      </w:r>
+    </w:p>
+    <w:p>
+      <w:pPr>
+        <w:pStyle w:val="ListParagraph"/>
+        <w:numPr>
+          <w:ilvl w:val="1"/>
+          <w:numId w:val="2"/>
+        </w:numPr>
+        <w:rPr>
+          <w:rFonts w:ascii="Calibri" w:hAnsi="Calibri" w:cs="Calibri"/>
+          <w:sz w:val="22"/>
+          <w:szCs w:val="22"/>
+        </w:rPr>
+      </w:pPr>
+      <w:r>
+        <w:rPr>
+          <w:rFonts w:ascii="Calibri" w:hAnsi="Calibri" w:cs="Calibri"/>
+          <w:sz w:val="22"/>
+          <w:szCs w:val="22"/>
+        </w:rPr>
+        <w:t>HAL_USART_Receive() in full duplex receive only</w:t>
+      </w:r>
+    </w:p>
+    <w:p>
+      <w:pPr>
+        <w:pStyle w:val="ListParagraph"/>
+        <w:numPr>
+          <w:ilvl w:val="1"/>
+          <w:numId w:val="2"/>
+        </w:numPr>
+        <w:rPr>
+          <w:rFonts w:ascii="Calibri" w:hAnsi="Calibri" w:cs="Calibri"/>
+          <w:sz w:val="22"/>
+          <w:szCs w:val="22"/>
+        </w:rPr>
+      </w:pPr>
+      <w:r>
+        <w:rPr>
+          <w:rFonts w:ascii="Calibri" w:hAnsi="Calibri" w:cs="Calibri"/>
+          <w:sz w:val="22"/>
+          <w:szCs w:val="22"/>
+        </w:rPr>
+        <w:t>HAL_USART_TransmitReceive() in full duplex mode</w:t>
+      </w:r>
+    </w:p>
+    <w:p>
+      <w:pPr>
+        <w:pStyle w:val="ListParagraph"/>
+        <w:ind w:left="1440"/>
+        <w:rPr>
+          <w:rFonts w:ascii="Calibri" w:hAnsi="Calibri" w:cs="Calibri"/>
+          <w:sz w:val="22"/>
+          <w:szCs w:val="22"/>
+        </w:rPr>
+      </w:pPr>
+    </w:p>
+    <w:p>
+      <w:pPr>
+        <w:pStyle w:val="ListParagraph"/>
         <w:numPr>
           <w:ilvl w:val="0"/>
-          <w:numId w:val="5"/>
-        </w:numPr>
-        <w:spacing w:after="240" w:line="240" w:lineRule="auto"/>
-        <w:contextualSpacing/>
-        <w:rPr>
-          <w:rFonts w:ascii="Calibri" w:eastAsia="Calibri" w:hAnsi="Calibri" w:cs="Times New Roman"/>
-          <w:sz w:val="22"/>
-          <w:szCs w:val="22"/>
-        </w:rPr>
-      </w:pPr>
-      <w:r>
-        <w:rPr>
-          <w:rFonts w:ascii="Calibri" w:eastAsia="Calibri" w:hAnsi="Calibri" w:cs="Times New Roman"/>
-          <w:sz w:val="22"/>
-          <w:szCs w:val="22"/>
-        </w:rPr>
-        <w:t xml:space="preserve">Ubiquitous- well supported by many microcontrollers. </w:t>
-      </w:r>
-    </w:p>
-    <w:p>
-      <w:pPr>
+          <w:numId w:val="2"/>
+        </w:numPr>
+        <w:rPr>
+          <w:rFonts w:ascii="Calibri" w:hAnsi="Calibri" w:cs="Calibri"/>
+          <w:sz w:val="22"/>
+          <w:szCs w:val="22"/>
+        </w:rPr>
+      </w:pPr>
+      <w:r>
+        <w:rPr>
+          <w:rFonts w:ascii="Calibri" w:hAnsi="Calibri" w:cs="Calibri"/>
+          <w:b/>
+          <w:bCs/>
+          <w:sz w:val="22"/>
+          <w:szCs w:val="22"/>
+        </w:rPr>
+        <w:t>Non-Blocking Mode API’s with Interrupt:</w:t>
+      </w:r>
+    </w:p>
+    <w:p>
+      <w:pPr>
+        <w:pStyle w:val="ListParagraph"/>
+        <w:numPr>
+          <w:ilvl w:val="1"/>
+          <w:numId w:val="2"/>
+        </w:numPr>
+        <w:rPr>
+          <w:rFonts w:ascii="Calibri" w:hAnsi="Calibri" w:cs="Calibri"/>
+          <w:sz w:val="22"/>
+          <w:szCs w:val="22"/>
+        </w:rPr>
+      </w:pPr>
+      <w:r>
+        <w:rPr>
+          <w:rFonts w:ascii="Calibri" w:hAnsi="Calibri" w:cs="Calibri"/>
+          <w:sz w:val="22"/>
+          <w:szCs w:val="22"/>
+        </w:rPr>
+        <w:t>HAL_USART_Transmit_IT() in simplex mode</w:t>
+      </w:r>
+    </w:p>
+    <w:p>
+      <w:pPr>
+        <w:pStyle w:val="ListParagraph"/>
+        <w:numPr>
+          <w:ilvl w:val="1"/>
+          <w:numId w:val="2"/>
+        </w:numPr>
+        <w:rPr>
+          <w:rFonts w:ascii="Calibri" w:hAnsi="Calibri" w:cs="Calibri"/>
+          <w:sz w:val="22"/>
+          <w:szCs w:val="22"/>
+        </w:rPr>
+      </w:pPr>
+      <w:r>
+        <w:rPr>
+          <w:rFonts w:ascii="Calibri" w:hAnsi="Calibri" w:cs="Calibri"/>
+          <w:sz w:val="22"/>
+          <w:szCs w:val="22"/>
+        </w:rPr>
+        <w:t>HAL_USART_Receive_IT() in full duplex receive only</w:t>
+      </w:r>
+    </w:p>
+    <w:p>
+      <w:pPr>
+        <w:pStyle w:val="ListParagraph"/>
+        <w:numPr>
+          <w:ilvl w:val="1"/>
+          <w:numId w:val="2"/>
+        </w:numPr>
+        <w:rPr>
+          <w:rFonts w:ascii="Calibri" w:hAnsi="Calibri" w:cs="Calibri"/>
+          <w:sz w:val="22"/>
+          <w:szCs w:val="22"/>
+        </w:rPr>
+      </w:pPr>
+      <w:r>
+        <w:rPr>
+          <w:rFonts w:ascii="Calibri" w:hAnsi="Calibri" w:cs="Calibri"/>
+          <w:sz w:val="22"/>
+          <w:szCs w:val="22"/>
+        </w:rPr>
+        <w:t>HAL_USART_TransmitReceive_IT() in full duplex mode</w:t>
+      </w:r>
+    </w:p>
+    <w:p>
+      <w:pPr>
+        <w:pStyle w:val="ListParagraph"/>
+        <w:numPr>
+          <w:ilvl w:val="1"/>
+          <w:numId w:val="2"/>
+        </w:numPr>
+        <w:rPr>
+          <w:rFonts w:ascii="Calibri" w:hAnsi="Calibri" w:cs="Calibri"/>
+          <w:sz w:val="22"/>
+          <w:szCs w:val="22"/>
+        </w:rPr>
+      </w:pPr>
+      <w:r>
+        <w:rPr>
+          <w:rFonts w:ascii="Calibri" w:hAnsi="Calibri" w:cs="Calibri"/>
+          <w:sz w:val="22"/>
+          <w:szCs w:val="22"/>
+        </w:rPr>
+        <w:t>HAL_USART_IRQHandler()</w:t>
+      </w:r>
+    </w:p>
+    <w:p>
+      <w:pPr>
+        <w:pStyle w:val="ListParagraph"/>
+        <w:ind w:left="1440"/>
+        <w:rPr>
+          <w:rFonts w:ascii="Calibri" w:hAnsi="Calibri" w:cs="Calibri"/>
+          <w:sz w:val="22"/>
+          <w:szCs w:val="22"/>
+        </w:rPr>
+      </w:pPr>
+    </w:p>
+    <w:p>
+      <w:pPr>
+        <w:pStyle w:val="ListParagraph"/>
         <w:numPr>
           <w:ilvl w:val="0"/>
-          <w:numId w:val="5"/>
-        </w:numPr>
-        <w:spacing w:after="240" w:line="240" w:lineRule="auto"/>
-        <w:contextualSpacing/>
-        <w:rPr>
-          <w:rFonts w:ascii="Calibri" w:eastAsia="Calibri" w:hAnsi="Calibri" w:cs="Times New Roman"/>
-          <w:sz w:val="22"/>
-          <w:szCs w:val="22"/>
-        </w:rPr>
-      </w:pPr>
-      <w:r>
-        <w:rPr>
-          <w:rFonts w:ascii="Calibri" w:eastAsia="Calibri" w:hAnsi="Calibri" w:cs="Times New Roman"/>
-          <w:sz w:val="22"/>
-          <w:szCs w:val="22"/>
-        </w:rPr>
-        <w:t>Contains a parity bit</w:t>
-      </w:r>
-    </w:p>
-    <w:p>
-      <w:pPr>
+          <w:numId w:val="2"/>
+        </w:numPr>
+        <w:rPr>
+          <w:rFonts w:ascii="Calibri" w:hAnsi="Calibri" w:cs="Calibri"/>
+          <w:sz w:val="22"/>
+          <w:szCs w:val="22"/>
+        </w:rPr>
+      </w:pPr>
+      <w:r>
+        <w:rPr>
+          <w:rFonts w:ascii="Calibri" w:hAnsi="Calibri" w:cs="Calibri"/>
+          <w:b/>
+          <w:bCs/>
+          <w:sz w:val="22"/>
+          <w:szCs w:val="22"/>
+        </w:rPr>
+        <w:t>Non-Blocking Mode API’s with DMA:</w:t>
+      </w:r>
+    </w:p>
+    <w:p>
+      <w:pPr>
+        <w:pStyle w:val="ListParagraph"/>
+        <w:numPr>
+          <w:ilvl w:val="1"/>
+          <w:numId w:val="2"/>
+        </w:numPr>
+        <w:rPr>
+          <w:rFonts w:ascii="Calibri" w:hAnsi="Calibri" w:cs="Calibri"/>
+          <w:sz w:val="22"/>
+          <w:szCs w:val="22"/>
+        </w:rPr>
+      </w:pPr>
+      <w:r>
+        <w:rPr>
+          <w:rFonts w:ascii="Calibri" w:hAnsi="Calibri" w:cs="Calibri"/>
+          <w:sz w:val="22"/>
+          <w:szCs w:val="22"/>
+        </w:rPr>
+        <w:t>HAL_USART_Transmit_DMA() in simplex mode</w:t>
+      </w:r>
+    </w:p>
+    <w:p>
+      <w:pPr>
+        <w:pStyle w:val="ListParagraph"/>
+        <w:numPr>
+          <w:ilvl w:val="1"/>
+          <w:numId w:val="2"/>
+        </w:numPr>
+        <w:rPr>
+          <w:rFonts w:ascii="Calibri" w:hAnsi="Calibri" w:cs="Calibri"/>
+          <w:sz w:val="22"/>
+          <w:szCs w:val="22"/>
+        </w:rPr>
+      </w:pPr>
+      <w:r>
+        <w:rPr>
+          <w:rFonts w:ascii="Calibri" w:hAnsi="Calibri" w:cs="Calibri"/>
+          <w:sz w:val="22"/>
+          <w:szCs w:val="22"/>
+        </w:rPr>
+        <w:t>HAL_USART_Receive_DMA() in full duplex receive only</w:t>
+      </w:r>
+    </w:p>
+    <w:p>
+      <w:pPr>
+        <w:pStyle w:val="ListParagraph"/>
+        <w:numPr>
+          <w:ilvl w:val="1"/>
+          <w:numId w:val="2"/>
+        </w:numPr>
+        <w:rPr>
+          <w:rFonts w:ascii="Calibri" w:hAnsi="Calibri" w:cs="Calibri"/>
+          <w:sz w:val="22"/>
+          <w:szCs w:val="22"/>
+        </w:rPr>
+      </w:pPr>
+      <w:r>
+        <w:rPr>
+          <w:rFonts w:ascii="Calibri" w:hAnsi="Calibri" w:cs="Calibri"/>
+          <w:sz w:val="22"/>
+          <w:szCs w:val="22"/>
+        </w:rPr>
+        <w:t>HAL_USART_TransmitReceive_DMA() in full duplex mode</w:t>
+      </w:r>
+    </w:p>
+    <w:p>
+      <w:pPr>
+        <w:pStyle w:val="ListParagraph"/>
+        <w:numPr>
+          <w:ilvl w:val="1"/>
+          <w:numId w:val="2"/>
+        </w:numPr>
+        <w:rPr>
+          <w:rFonts w:ascii="Calibri" w:hAnsi="Calibri" w:cs="Calibri"/>
+          <w:sz w:val="22"/>
+          <w:szCs w:val="22"/>
+        </w:rPr>
+      </w:pPr>
+      <w:r>
+        <w:rPr>
+          <w:rFonts w:ascii="Calibri" w:hAnsi="Calibri" w:cs="Calibri"/>
+          <w:sz w:val="22"/>
+          <w:szCs w:val="22"/>
+        </w:rPr>
+        <w:t>HAL_USART_DMAPause()</w:t>
+      </w:r>
+    </w:p>
+    <w:p>
+      <w:pPr>
+        <w:pStyle w:val="ListParagraph"/>
+        <w:numPr>
+          <w:ilvl w:val="1"/>
+          <w:numId w:val="2"/>
+        </w:numPr>
+        <w:rPr>
+          <w:rFonts w:ascii="Calibri" w:hAnsi="Calibri" w:cs="Calibri"/>
+          <w:sz w:val="22"/>
+          <w:szCs w:val="22"/>
+        </w:rPr>
+      </w:pPr>
+      <w:r>
+        <w:rPr>
+          <w:rFonts w:ascii="Calibri" w:hAnsi="Calibri" w:cs="Calibri"/>
+          <w:sz w:val="22"/>
+          <w:szCs w:val="22"/>
+        </w:rPr>
+        <w:t>HAL_USART_DMAResume()</w:t>
+      </w:r>
+    </w:p>
+    <w:p>
+      <w:pPr>
+        <w:pStyle w:val="ListParagraph"/>
+        <w:numPr>
+          <w:ilvl w:val="1"/>
+          <w:numId w:val="2"/>
+        </w:numPr>
+        <w:rPr>
+          <w:rFonts w:ascii="Calibri" w:hAnsi="Calibri" w:cs="Calibri"/>
+          <w:sz w:val="22"/>
+          <w:szCs w:val="22"/>
+        </w:rPr>
+      </w:pPr>
+      <w:r>
+        <w:rPr>
+          <w:rFonts w:ascii="Calibri" w:hAnsi="Calibri" w:cs="Calibri"/>
+          <w:sz w:val="22"/>
+          <w:szCs w:val="22"/>
+        </w:rPr>
+        <w:t>HAL_USART_DMA_Stop()</w:t>
+      </w:r>
+    </w:p>
+    <w:p>
+      <w:pPr>
+        <w:pStyle w:val="ListParagraph"/>
+        <w:ind w:left="1440"/>
+        <w:rPr>
+          <w:rFonts w:ascii="Calibri" w:hAnsi="Calibri" w:cs="Calibri"/>
+          <w:sz w:val="22"/>
+          <w:szCs w:val="22"/>
+        </w:rPr>
+      </w:pPr>
+    </w:p>
+    <w:p>
+      <w:pPr>
+        <w:pStyle w:val="ListParagraph"/>
         <w:numPr>
           <w:ilvl w:val="0"/>
-          <w:numId w:val="5"/>
-        </w:numPr>
-        <w:spacing w:after="240" w:line="240" w:lineRule="auto"/>
-        <w:contextualSpacing/>
-        <w:rPr>
-          <w:rFonts w:ascii="Calibri" w:eastAsia="Calibri" w:hAnsi="Calibri" w:cs="Times New Roman"/>
-          <w:sz w:val="22"/>
-          <w:szCs w:val="22"/>
-        </w:rPr>
-      </w:pPr>
-      <w:r>
-        <w:rPr>
-          <w:rFonts w:ascii="Calibri" w:eastAsia="Calibri" w:hAnsi="Calibri" w:cs="Times New Roman"/>
-          <w:sz w:val="22"/>
-          <w:szCs w:val="22"/>
-        </w:rPr>
-        <w:t>No clock</w:t>
-      </w:r>
-    </w:p>
-    <w:p>
-      <w:pPr>
-        <w:spacing w:after="240" w:line="240" w:lineRule="auto"/>
-        <w:rPr>
-          <w:rFonts w:ascii="Calibri" w:eastAsia="Calibri" w:hAnsi="Calibri" w:cs="Times New Roman"/>
-          <w:b/>
-          <w:bCs/>
-          <w:sz w:val="22"/>
-          <w:szCs w:val="22"/>
-        </w:rPr>
-      </w:pPr>
-      <w:r>
-        <w:rPr>
-          <w:rFonts w:ascii="Calibri" w:eastAsia="Calibri" w:hAnsi="Calibri" w:cs="Times New Roman"/>
-          <w:b/>
-          <w:bCs/>
-          <w:sz w:val="22"/>
-          <w:szCs w:val="22"/>
-        </w:rPr>
-        <w:t>Disadvantages:</w:t>
-      </w:r>
-    </w:p>
-    <w:p>
-      <w:pPr>
+          <w:numId w:val="2"/>
+        </w:numPr>
+        <w:rPr>
+          <w:rFonts w:ascii="Calibri" w:hAnsi="Calibri" w:cs="Calibri"/>
+          <w:sz w:val="22"/>
+          <w:szCs w:val="22"/>
+        </w:rPr>
+      </w:pPr>
+      <w:r>
+        <w:rPr>
+          <w:rFonts w:ascii="Calibri" w:hAnsi="Calibri" w:cs="Calibri"/>
+          <w:b/>
+          <w:bCs/>
+          <w:sz w:val="22"/>
+          <w:szCs w:val="22"/>
+        </w:rPr>
+        <w:t>State and Error Functions</w:t>
+      </w:r>
+      <w:r>
+        <w:rPr>
+          <w:rFonts w:ascii="Calibri" w:hAnsi="Calibri" w:cs="Calibri"/>
+          <w:b/>
+          <w:bCs/>
+          <w:sz w:val="22"/>
+          <w:szCs w:val="22"/>
+        </w:rPr>
+        <w:t>:</w:t>
+      </w:r>
+    </w:p>
+    <w:p>
+      <w:pPr>
+        <w:pStyle w:val="ListParagraph"/>
+        <w:numPr>
+          <w:ilvl w:val="1"/>
+          <w:numId w:val="2"/>
+        </w:numPr>
+        <w:rPr>
+          <w:rFonts w:ascii="Calibri" w:hAnsi="Calibri" w:cs="Calibri"/>
+          <w:sz w:val="22"/>
+          <w:szCs w:val="22"/>
+        </w:rPr>
+      </w:pPr>
+      <w:r>
+        <w:rPr>
+          <w:rFonts w:ascii="Calibri" w:hAnsi="Calibri" w:cs="Calibri"/>
+          <w:sz w:val="22"/>
+          <w:szCs w:val="22"/>
+        </w:rPr>
+        <w:t>HAL_USART_GetState()</w:t>
+      </w:r>
+    </w:p>
+    <w:p>
+      <w:pPr>
+        <w:pStyle w:val="ListParagraph"/>
+        <w:numPr>
+          <w:ilvl w:val="1"/>
+          <w:numId w:val="2"/>
+        </w:numPr>
+        <w:rPr>
+          <w:rFonts w:ascii="Calibri" w:hAnsi="Calibri" w:cs="Calibri"/>
+          <w:sz w:val="22"/>
+          <w:szCs w:val="22"/>
+        </w:rPr>
+      </w:pPr>
+      <w:r>
+        <w:rPr>
+          <w:rFonts w:ascii="Calibri" w:hAnsi="Calibri" w:cs="Calibri"/>
+          <w:sz w:val="22"/>
+          <w:szCs w:val="22"/>
+        </w:rPr>
+        <w:t>HAL_USART_GetError()</w:t>
+      </w:r>
+    </w:p>
+    <w:p>
+      <w:pPr>
+        <w:pStyle w:val="ListParagraph"/>
         <w:numPr>
           <w:ilvl w:val="0"/>
-          <w:numId w:val="6"/>
-        </w:numPr>
-        <w:spacing w:after="240" w:line="240" w:lineRule="auto"/>
-        <w:contextualSpacing/>
-        <w:rPr>
-          <w:rFonts w:ascii="Calibri" w:eastAsia="Calibri" w:hAnsi="Calibri" w:cs="Times New Roman"/>
-          <w:sz w:val="22"/>
-          <w:szCs w:val="22"/>
-        </w:rPr>
-      </w:pPr>
-      <w:r>
-        <w:rPr>
-          <w:rFonts w:ascii="Calibri" w:eastAsia="Calibri" w:hAnsi="Calibri" w:cs="Times New Roman"/>
-          <w:sz w:val="22"/>
-          <w:szCs w:val="22"/>
-        </w:rPr>
-        <w:t xml:space="preserve">Slow </w:t>
-      </w:r>
-      <w:r>
-        <w:rPr>
-          <w:rFonts w:ascii="Calibri" w:eastAsia="Calibri" w:hAnsi="Calibri" w:cs="Times New Roman"/>
-          <w:sz w:val="22"/>
-          <w:szCs w:val="22"/>
-        </w:rPr>
-        <w:t>compared to SPI</w:t>
-      </w:r>
-    </w:p>
-    <w:p>
-      <w:pPr>
+          <w:numId w:val="2"/>
+        </w:numPr>
+        <w:rPr>
+          <w:rFonts w:ascii="Calibri" w:hAnsi="Calibri" w:cs="Calibri"/>
+          <w:sz w:val="22"/>
+          <w:szCs w:val="22"/>
+        </w:rPr>
+      </w:pPr>
+      <w:r>
+        <w:rPr>
+          <w:rFonts w:ascii="Calibri" w:hAnsi="Calibri" w:cs="Calibri"/>
+          <w:b/>
+          <w:bCs/>
+          <w:sz w:val="22"/>
+          <w:szCs w:val="22"/>
+        </w:rPr>
+        <w:lastRenderedPageBreak/>
+        <w:t>Non-Blocking Callbacks:</w:t>
+      </w:r>
+    </w:p>
+    <w:p>
+      <w:pPr>
+        <w:pStyle w:val="ListParagraph"/>
+        <w:numPr>
+          <w:ilvl w:val="1"/>
+          <w:numId w:val="2"/>
+        </w:numPr>
+        <w:rPr>
+          <w:rFonts w:ascii="Calibri" w:hAnsi="Calibri" w:cs="Calibri"/>
+          <w:sz w:val="22"/>
+          <w:szCs w:val="22"/>
+        </w:rPr>
+      </w:pPr>
+      <w:r>
+        <w:rPr>
+          <w:rFonts w:ascii="Calibri" w:hAnsi="Calibri" w:cs="Calibri"/>
+          <w:sz w:val="22"/>
+          <w:szCs w:val="22"/>
+        </w:rPr>
+        <w:t>HAL_USART_TxCpltCallback()</w:t>
+      </w:r>
+    </w:p>
+    <w:p>
+      <w:pPr>
+        <w:pStyle w:val="ListParagraph"/>
+        <w:numPr>
+          <w:ilvl w:val="1"/>
+          <w:numId w:val="2"/>
+        </w:numPr>
+        <w:rPr>
+          <w:rFonts w:ascii="Calibri" w:hAnsi="Calibri" w:cs="Calibri"/>
+          <w:sz w:val="22"/>
+          <w:szCs w:val="22"/>
+        </w:rPr>
+      </w:pPr>
+      <w:r>
+        <w:rPr>
+          <w:rFonts w:ascii="Calibri" w:hAnsi="Calibri" w:cs="Calibri"/>
+          <w:sz w:val="22"/>
+          <w:szCs w:val="22"/>
+        </w:rPr>
+        <w:t>HAL_USART_RXCpltCallback()</w:t>
+      </w:r>
+    </w:p>
+    <w:p>
+      <w:pPr>
+        <w:pStyle w:val="ListParagraph"/>
+        <w:numPr>
+          <w:ilvl w:val="1"/>
+          <w:numId w:val="2"/>
+        </w:numPr>
+        <w:rPr>
+          <w:rFonts w:ascii="Calibri" w:hAnsi="Calibri" w:cs="Calibri"/>
+          <w:sz w:val="22"/>
+          <w:szCs w:val="22"/>
+        </w:rPr>
+      </w:pPr>
+      <w:r>
+        <w:rPr>
+          <w:rFonts w:ascii="Calibri" w:hAnsi="Calibri" w:cs="Calibri"/>
+          <w:sz w:val="22"/>
+          <w:szCs w:val="22"/>
+        </w:rPr>
+        <w:t>HAL_USART_TxHalfCpltCallback()</w:t>
+      </w:r>
+    </w:p>
+    <w:p>
+      <w:pPr>
+        <w:pStyle w:val="ListParagraph"/>
+        <w:numPr>
+          <w:ilvl w:val="1"/>
+          <w:numId w:val="2"/>
+        </w:numPr>
+        <w:rPr>
+          <w:rFonts w:ascii="Calibri" w:hAnsi="Calibri" w:cs="Calibri"/>
+          <w:sz w:val="22"/>
+          <w:szCs w:val="22"/>
+        </w:rPr>
+      </w:pPr>
+      <w:r>
+        <w:rPr>
+          <w:rFonts w:ascii="Calibri" w:hAnsi="Calibri" w:cs="Calibri"/>
+          <w:sz w:val="22"/>
+          <w:szCs w:val="22"/>
+        </w:rPr>
+        <w:t>HAL_USART_RxHalfCpltCallback()</w:t>
+      </w:r>
+    </w:p>
+    <w:p>
+      <w:pPr>
+        <w:pStyle w:val="ListParagraph"/>
+        <w:numPr>
+          <w:ilvl w:val="1"/>
+          <w:numId w:val="2"/>
+        </w:numPr>
+        <w:rPr>
+          <w:rFonts w:ascii="Calibri" w:hAnsi="Calibri" w:cs="Calibri"/>
+          <w:sz w:val="22"/>
+          <w:szCs w:val="22"/>
+        </w:rPr>
+      </w:pPr>
+      <w:r>
+        <w:rPr>
+          <w:rFonts w:ascii="Calibri" w:hAnsi="Calibri" w:cs="Calibri"/>
+          <w:sz w:val="22"/>
+          <w:szCs w:val="22"/>
+        </w:rPr>
+        <w:t>HAL_USART_ErrorCallback()</w:t>
+      </w:r>
+    </w:p>
+    <w:p>
+      <w:pPr>
+        <w:pStyle w:val="ListParagraph"/>
+        <w:numPr>
+          <w:ilvl w:val="1"/>
+          <w:numId w:val="2"/>
+        </w:numPr>
+        <w:rPr>
+          <w:rFonts w:ascii="Calibri" w:hAnsi="Calibri" w:cs="Calibri"/>
+          <w:sz w:val="22"/>
+          <w:szCs w:val="22"/>
+        </w:rPr>
+      </w:pPr>
+      <w:r>
+        <w:rPr>
+          <w:rFonts w:ascii="Calibri" w:hAnsi="Calibri" w:cs="Calibri"/>
+          <w:sz w:val="22"/>
+          <w:szCs w:val="22"/>
+        </w:rPr>
+        <w:t>HAL_USART_TxRxCpltCallback()</w:t>
+      </w:r>
+    </w:p>
+    <w:p>
+      <w:pPr>
+        <w:pStyle w:val="ListParagraph"/>
+        <w:numPr>
+          <w:ilvl w:val="1"/>
+          <w:numId w:val="2"/>
+        </w:numPr>
+        <w:rPr>
+          <w:rFonts w:ascii="Calibri" w:hAnsi="Calibri" w:cs="Calibri"/>
+          <w:sz w:val="22"/>
+          <w:szCs w:val="22"/>
+        </w:rPr>
+      </w:pPr>
+      <w:r>
+        <w:rPr>
+          <w:rFonts w:ascii="Calibri" w:hAnsi="Calibri" w:cs="Calibri"/>
+          <w:sz w:val="22"/>
+          <w:szCs w:val="22"/>
+        </w:rPr>
+        <w:t>HAL_USART_AbortCpltCallback()</w:t>
+      </w:r>
+      <w:r>
+        <w:rPr>
+          <w:rFonts w:ascii="Calibri" w:hAnsi="Calibri" w:cs="Calibri"/>
+          <w:sz w:val="22"/>
+          <w:szCs w:val="22"/>
+        </w:rPr>
+        <w:t xml:space="preserve"> – Used with HAL_USART_AbortIT()</w:t>
+      </w:r>
+    </w:p>
+    <w:p>
+      <w:pPr>
+        <w:pStyle w:val="ListParagraph"/>
+        <w:ind w:left="1440"/>
+        <w:rPr>
+          <w:rFonts w:ascii="Calibri" w:hAnsi="Calibri" w:cs="Calibri"/>
+          <w:sz w:val="22"/>
+          <w:szCs w:val="22"/>
+        </w:rPr>
+      </w:pPr>
+    </w:p>
+    <w:p>
+      <w:pPr>
+        <w:pStyle w:val="ListParagraph"/>
         <w:numPr>
           <w:ilvl w:val="0"/>
-          <w:numId w:val="6"/>
-        </w:numPr>
-        <w:spacing w:after="240" w:line="240" w:lineRule="auto"/>
-        <w:contextualSpacing/>
-        <w:rPr>
-          <w:rFonts w:ascii="Calibri" w:eastAsia="Calibri" w:hAnsi="Calibri" w:cs="Times New Roman"/>
-          <w:sz w:val="22"/>
-          <w:szCs w:val="22"/>
-        </w:rPr>
-      </w:pPr>
-      <w:r>
-        <w:rPr>
-          <w:rFonts w:ascii="Calibri" w:eastAsia="Calibri" w:hAnsi="Calibri" w:cs="Times New Roman"/>
-          <w:sz w:val="22"/>
-          <w:szCs w:val="22"/>
-        </w:rPr>
-        <w:t>Point-to-point communication – doesn’t support multiple slaves and or multiple masters.</w:t>
-      </w:r>
-    </w:p>
-    <w:p>
-      <w:pPr>
-        <w:numPr>
-          <w:ilvl w:val="0"/>
-          <w:numId w:val="6"/>
-        </w:numPr>
-        <w:spacing w:after="240" w:line="240" w:lineRule="auto"/>
-        <w:contextualSpacing/>
-        <w:rPr>
-          <w:rFonts w:ascii="Calibri" w:eastAsia="Calibri" w:hAnsi="Calibri" w:cs="Times New Roman"/>
-          <w:sz w:val="22"/>
-          <w:szCs w:val="22"/>
-        </w:rPr>
-      </w:pPr>
-      <w:r>
-        <w:rPr>
-          <w:rFonts w:ascii="Calibri" w:eastAsia="Calibri" w:hAnsi="Calibri" w:cs="Times New Roman"/>
-          <w:sz w:val="22"/>
-          <w:szCs w:val="22"/>
-        </w:rPr>
-        <w:t>Requires a fixed data rate that must be agreed upon by devices before data transmission.</w:t>
-      </w:r>
-    </w:p>
-    <w:p>
-      <w:pPr>
-        <w:numPr>
-          <w:ilvl w:val="0"/>
-          <w:numId w:val="6"/>
-        </w:numPr>
-        <w:spacing w:after="240" w:line="240" w:lineRule="auto"/>
-        <w:contextualSpacing/>
-        <w:rPr>
-          <w:rFonts w:ascii="Calibri" w:eastAsia="Calibri" w:hAnsi="Calibri" w:cs="Times New Roman"/>
-          <w:sz w:val="22"/>
-          <w:szCs w:val="22"/>
-        </w:rPr>
-      </w:pPr>
-      <w:r>
-        <w:rPr>
-          <w:rFonts w:ascii="Calibri" w:eastAsia="Calibri" w:hAnsi="Calibri" w:cs="Times New Roman"/>
-          <w:sz w:val="22"/>
-          <w:szCs w:val="22"/>
-        </w:rPr>
-        <w:t>Baud rates must be the same</w:t>
-      </w:r>
-      <w:r>
-        <w:rPr>
-          <w:rFonts w:ascii="Calibri" w:eastAsia="Calibri" w:hAnsi="Calibri" w:cs="Times New Roman"/>
-          <w:sz w:val="22"/>
-          <w:szCs w:val="22"/>
-        </w:rPr>
-        <w:t xml:space="preserve"> (some </w:t>
-      </w:r>
-      <w:proofErr w:type="gramStart"/>
-      <w:r>
-        <w:rPr>
-          <w:rFonts w:ascii="Calibri" w:eastAsia="Calibri" w:hAnsi="Calibri" w:cs="Times New Roman"/>
-          <w:sz w:val="22"/>
-          <w:szCs w:val="22"/>
-        </w:rPr>
-        <w:t>difference is</w:t>
-      </w:r>
-      <w:proofErr w:type="gramEnd"/>
-      <w:r>
-        <w:rPr>
-          <w:rFonts w:ascii="Calibri" w:eastAsia="Calibri" w:hAnsi="Calibri" w:cs="Times New Roman"/>
-          <w:sz w:val="22"/>
-          <w:szCs w:val="22"/>
-        </w:rPr>
-        <w:t xml:space="preserve"> tolerated)</w:t>
-      </w:r>
-    </w:p>
-    <w:p/>
+          <w:numId w:val="2"/>
+        </w:numPr>
+        <w:rPr>
+          <w:rFonts w:ascii="Calibri" w:hAnsi="Calibri" w:cs="Calibri"/>
+          <w:b/>
+          <w:bCs/>
+          <w:sz w:val="22"/>
+          <w:szCs w:val="22"/>
+        </w:rPr>
+      </w:pPr>
+      <w:r>
+        <w:rPr>
+          <w:rFonts w:ascii="Calibri" w:hAnsi="Calibri" w:cs="Calibri"/>
+          <w:b/>
+          <w:bCs/>
+          <w:sz w:val="22"/>
+          <w:szCs w:val="22"/>
+        </w:rPr>
+        <w:t>Non-Blocking</w:t>
+      </w:r>
+      <w:r>
+        <w:rPr>
+          <w:rFonts w:ascii="Calibri" w:hAnsi="Calibri" w:cs="Calibri"/>
+          <w:b/>
+          <w:bCs/>
+          <w:sz w:val="22"/>
+          <w:szCs w:val="22"/>
+        </w:rPr>
+        <w:t xml:space="preserve"> Abort Functions:</w:t>
+      </w:r>
+    </w:p>
+    <w:p>
+      <w:pPr>
+        <w:pStyle w:val="ListParagraph"/>
+        <w:numPr>
+          <w:ilvl w:val="1"/>
+          <w:numId w:val="2"/>
+        </w:numPr>
+        <w:rPr>
+          <w:rFonts w:ascii="Calibri" w:hAnsi="Calibri" w:cs="Calibri"/>
+          <w:b/>
+          <w:bCs/>
+          <w:sz w:val="22"/>
+          <w:szCs w:val="22"/>
+        </w:rPr>
+      </w:pPr>
+      <w:r>
+        <w:rPr>
+          <w:rFonts w:ascii="Calibri" w:hAnsi="Calibri" w:cs="Calibri"/>
+          <w:sz w:val="22"/>
+          <w:szCs w:val="22"/>
+        </w:rPr>
+        <w:t>HAL_USART_Abort()</w:t>
+      </w:r>
+    </w:p>
+    <w:p>
+      <w:pPr>
+        <w:pStyle w:val="ListParagraph"/>
+        <w:numPr>
+          <w:ilvl w:val="1"/>
+          <w:numId w:val="2"/>
+        </w:numPr>
+        <w:rPr>
+          <w:rFonts w:ascii="Calibri" w:hAnsi="Calibri" w:cs="Calibri"/>
+          <w:b/>
+          <w:bCs/>
+          <w:sz w:val="22"/>
+          <w:szCs w:val="22"/>
+        </w:rPr>
+      </w:pPr>
+      <w:r>
+        <w:rPr>
+          <w:rFonts w:ascii="Calibri" w:hAnsi="Calibri" w:cs="Calibri"/>
+          <w:sz w:val="22"/>
+          <w:szCs w:val="22"/>
+        </w:rPr>
+        <w:t>HAL_USART_Abort_IT()</w:t>
+      </w:r>
+      <w:r>
+        <w:rPr>
+          <w:rFonts w:ascii="Calibri" w:hAnsi="Calibri" w:cs="Calibri"/>
+          <w:b/>
+          <w:bCs/>
+          <w:sz w:val="22"/>
+          <w:szCs w:val="22"/>
+        </w:rPr>
+        <w:t xml:space="preserve"> </w:t>
+      </w:r>
+    </w:p>
     <w:sectPr>
       <w:pgSz w:w="12240" w:h="15840"/>
       <w:pgMar w:top="1440" w:right="1440" w:bottom="1440" w:left="1440" w:header="720" w:footer="720" w:gutter="0"/>
